--- a/ISEN/FHS/CIPA4/Mutations sociales/Cadre résolution dilemmes éthiques.docx
+++ b/ISEN/FHS/CIPA4/Mutations sociales/Cadre résolution dilemmes éthiques.docx
@@ -3017,28 +3017,7 @@
                                 <w:sz w:val="24"/>
                                 <w:szCs w:val="24"/>
                               </w:rPr>
-                              <w:t xml:space="preserve">travaille pour l’entreprise Horoquartz depuis </w:t>
-                            </w:r>
-                            <w:r>
-                              <w:rPr>
-                                <w:sz w:val="24"/>
-                                <w:szCs w:val="24"/>
-                              </w:rPr>
-                              <w:t>2021</w:t>
-                            </w:r>
-                            <w:r>
-                              <w:rPr>
-                                <w:sz w:val="24"/>
-                                <w:szCs w:val="24"/>
-                              </w:rPr>
-                              <w:t xml:space="preserve">. Il </w:t>
-                            </w:r>
-                            <w:r>
-                              <w:rPr>
-                                <w:sz w:val="24"/>
-                                <w:szCs w:val="24"/>
-                              </w:rPr>
-                              <w:t xml:space="preserve">est le supérieur </w:t>
+                              <w:t xml:space="preserve">travaille pour l’entreprise Horoquartz depuis 2021. Il est le supérieur </w:t>
                             </w:r>
                             <w:r>
                               <w:rPr>
@@ -3106,45 +3085,14 @@
                                 <w:sz w:val="24"/>
                                 <w:szCs w:val="24"/>
                               </w:rPr>
-                              <w:t xml:space="preserve"> :</w:t>
-                            </w:r>
-                            <w:r>
-                              <w:rPr>
-                                <w:i/>
-                                <w:iCs/>
-                                <w:color w:val="2F5496" w:themeColor="accent1" w:themeShade="BF"/>
-                                <w:sz w:val="24"/>
-                                <w:szCs w:val="24"/>
-                              </w:rPr>
-                              <w:t xml:space="preserve"> </w:t>
-                            </w:r>
-                            <w:r>
-                              <w:rPr>
-                                <w:sz w:val="24"/>
-                                <w:szCs w:val="24"/>
-                              </w:rPr>
-                              <w:t xml:space="preserve">travaille pour l’entreprise Horoquartz depuis </w:t>
-                            </w:r>
-                            <w:r>
-                              <w:rPr>
-                                <w:sz w:val="24"/>
-                                <w:szCs w:val="24"/>
-                              </w:rPr>
-                              <w:t>2024</w:t>
-                            </w:r>
-                            <w:r>
-                              <w:rPr>
-                                <w:sz w:val="24"/>
-                                <w:szCs w:val="24"/>
-                              </w:rPr>
-                              <w:t xml:space="preserve">. Il est le </w:t>
-                            </w:r>
-                            <w:r>
-                              <w:rPr>
-                                <w:sz w:val="24"/>
-                                <w:szCs w:val="24"/>
-                              </w:rPr>
-                              <w:t>responsable du pôle cybersécurité, la sécurité des produits et projets de l’entreprise est sa responsabilité. Il demande un état des lieux de la sécurité du projet de Félix MARQUET de manière régulière ainsi que des corrections de sécurité. D’un point de vue hiérarchique, il est au même niveau que M. ROMAN.</w:t>
+                              <w:t xml:space="preserve"> : </w:t>
+                            </w:r>
+                            <w:r>
+                              <w:rPr>
+                                <w:sz w:val="24"/>
+                                <w:szCs w:val="24"/>
+                              </w:rPr>
+                              <w:t>travaille pour l’entreprise Horoquartz depuis 2024. Il est le responsable du pôle cybersécurité, la sécurité des produits et projets de l’entreprise est sa responsabilité. Il demande un état des lieux de la sécurité du projet de Félix MARQUET de manière régulière ainsi que des corrections de sécurité. D’un point de vue hiérarchique, il est au même niveau que M. ROMAN.</w:t>
                             </w:r>
                           </w:p>
                           <w:p>
@@ -4201,28 +4149,7 @@
                           <w:sz w:val="24"/>
                           <w:szCs w:val="24"/>
                         </w:rPr>
-                        <w:t xml:space="preserve">travaille pour l’entreprise Horoquartz depuis </w:t>
-                      </w:r>
-                      <w:r>
-                        <w:rPr>
-                          <w:sz w:val="24"/>
-                          <w:szCs w:val="24"/>
-                        </w:rPr>
-                        <w:t>2021</w:t>
-                      </w:r>
-                      <w:r>
-                        <w:rPr>
-                          <w:sz w:val="24"/>
-                          <w:szCs w:val="24"/>
-                        </w:rPr>
-                        <w:t xml:space="preserve">. Il </w:t>
-                      </w:r>
-                      <w:r>
-                        <w:rPr>
-                          <w:sz w:val="24"/>
-                          <w:szCs w:val="24"/>
-                        </w:rPr>
-                        <w:t xml:space="preserve">est le supérieur </w:t>
+                        <w:t xml:space="preserve">travaille pour l’entreprise Horoquartz depuis 2021. Il est le supérieur </w:t>
                       </w:r>
                       <w:r>
                         <w:rPr>
@@ -4290,45 +4217,14 @@
                           <w:sz w:val="24"/>
                           <w:szCs w:val="24"/>
                         </w:rPr>
-                        <w:t xml:space="preserve"> :</w:t>
-                      </w:r>
-                      <w:r>
-                        <w:rPr>
-                          <w:i/>
-                          <w:iCs/>
-                          <w:color w:val="2F5496" w:themeColor="accent1" w:themeShade="BF"/>
-                          <w:sz w:val="24"/>
-                          <w:szCs w:val="24"/>
-                        </w:rPr>
-                        <w:t xml:space="preserve"> </w:t>
-                      </w:r>
-                      <w:r>
-                        <w:rPr>
-                          <w:sz w:val="24"/>
-                          <w:szCs w:val="24"/>
-                        </w:rPr>
-                        <w:t xml:space="preserve">travaille pour l’entreprise Horoquartz depuis </w:t>
-                      </w:r>
-                      <w:r>
-                        <w:rPr>
-                          <w:sz w:val="24"/>
-                          <w:szCs w:val="24"/>
-                        </w:rPr>
-                        <w:t>2024</w:t>
-                      </w:r>
-                      <w:r>
-                        <w:rPr>
-                          <w:sz w:val="24"/>
-                          <w:szCs w:val="24"/>
-                        </w:rPr>
-                        <w:t xml:space="preserve">. Il est le </w:t>
-                      </w:r>
-                      <w:r>
-                        <w:rPr>
-                          <w:sz w:val="24"/>
-                          <w:szCs w:val="24"/>
-                        </w:rPr>
-                        <w:t>responsable du pôle cybersécurité, la sécurité des produits et projets de l’entreprise est sa responsabilité. Il demande un état des lieux de la sécurité du projet de Félix MARQUET de manière régulière ainsi que des corrections de sécurité. D’un point de vue hiérarchique, il est au même niveau que M. ROMAN.</w:t>
+                        <w:t xml:space="preserve"> : </w:t>
+                      </w:r>
+                      <w:r>
+                        <w:rPr>
+                          <w:sz w:val="24"/>
+                          <w:szCs w:val="24"/>
+                        </w:rPr>
+                        <w:t>travaille pour l’entreprise Horoquartz depuis 2024. Il est le responsable du pôle cybersécurité, la sécurité des produits et projets de l’entreprise est sa responsabilité. Il demande un état des lieux de la sécurité du projet de Félix MARQUET de manière régulière ainsi que des corrections de sécurité. D’un point de vue hiérarchique, il est au même niveau que M. ROMAN.</w:t>
                       </w:r>
                     </w:p>
                     <w:p>
@@ -5224,15 +5120,15 @@
         <mc:AlternateContent>
           <mc:Choice Requires="wps">
             <w:drawing>
-              <wp:anchor distT="118745" distB="118745" distL="114300" distR="114300" simplePos="0" relativeHeight="251658241" behindDoc="0" locked="0" layoutInCell="0" allowOverlap="1" wp14:anchorId="6F20F8C2" wp14:editId="661D8691">
+              <wp:anchor distT="118745" distB="118745" distL="114300" distR="114300" simplePos="0" relativeHeight="251658241" behindDoc="0" locked="0" layoutInCell="0" allowOverlap="1" wp14:anchorId="6F20F8C2" wp14:editId="1C808673">
                 <wp:simplePos x="0" y="0"/>
                 <wp:positionH relativeFrom="column">
-                  <wp:posOffset>7272655</wp:posOffset>
+                  <wp:posOffset>7273244</wp:posOffset>
                 </wp:positionH>
                 <wp:positionV relativeFrom="paragraph">
-                  <wp:posOffset>605155</wp:posOffset>
+                  <wp:posOffset>608493</wp:posOffset>
                 </wp:positionV>
-                <wp:extent cx="5897880" cy="8423910"/>
+                <wp:extent cx="5897880" cy="8851769"/>
                 <wp:effectExtent l="0" t="0" r="0" b="0"/>
                 <wp:wrapNone/>
                 <wp:docPr id="2" name="Zone de texte 2"/>
@@ -5248,7 +5144,7 @@
                       <wps:spPr bwMode="auto">
                         <a:xfrm>
                           <a:off x="0" y="0"/>
-                          <a:ext cx="5897880" cy="8423910"/>
+                          <a:ext cx="5897880" cy="8851769"/>
                         </a:xfrm>
                         <a:prstGeom prst="rect">
                           <a:avLst/>
@@ -5421,6 +5317,31 @@
                               </w:pBdr>
                               <w:spacing w:after="0"/>
                               <w:rPr>
+                                <w:i/>
+                                <w:iCs/>
+                                <w:color w:val="404040" w:themeColor="text1" w:themeTint="BF"/>
+                                <w:sz w:val="24"/>
+                                <w:szCs w:val="24"/>
+                              </w:rPr>
+                            </w:pPr>
+                            <w:r>
+                              <w:rPr>
+                                <w:i/>
+                                <w:iCs/>
+                                <w:color w:val="404040" w:themeColor="text1" w:themeTint="BF"/>
+                                <w:sz w:val="24"/>
+                                <w:szCs w:val="24"/>
+                              </w:rPr>
+                              <w:t xml:space="preserve">Quels moyens d’action pourraient permettre d’atteindre un équilibre entre les deux valeurs en conflit ? </w:t>
+                            </w:r>
+                          </w:p>
+                          <w:p>
+                            <w:pPr>
+                              <w:pBdr>
+                                <w:left w:val="single" w:sz="12" w:space="9" w:color="4472C4" w:themeColor="accent1"/>
+                              </w:pBdr>
+                              <w:spacing w:after="0"/>
+                              <w:rPr>
                                 <w:b/>
                                 <w:bCs/>
                                 <w:i/>
@@ -5430,85 +5351,55 @@
                                 <w:szCs w:val="36"/>
                               </w:rPr>
                             </w:pPr>
-                            <w:r>
-                              <w:rPr>
-                                <w:i/>
-                                <w:iCs/>
-                                <w:color w:val="404040" w:themeColor="text1" w:themeTint="BF"/>
-                                <w:sz w:val="24"/>
-                                <w:szCs w:val="24"/>
-                              </w:rPr>
-                              <w:t>Quel</w:t>
-                            </w:r>
-                            <w:r>
-                              <w:rPr>
-                                <w:i/>
-                                <w:iCs/>
-                                <w:color w:val="404040" w:themeColor="text1" w:themeTint="BF"/>
-                                <w:sz w:val="24"/>
-                                <w:szCs w:val="24"/>
-                              </w:rPr>
-                              <w:t>s</w:t>
-                            </w:r>
-                            <w:r>
-                              <w:rPr>
-                                <w:i/>
-                                <w:iCs/>
-                                <w:color w:val="404040" w:themeColor="text1" w:themeTint="BF"/>
-                                <w:sz w:val="24"/>
-                                <w:szCs w:val="24"/>
-                              </w:rPr>
-                              <w:t xml:space="preserve"> moyen</w:t>
-                            </w:r>
-                            <w:r>
-                              <w:rPr>
-                                <w:i/>
-                                <w:iCs/>
-                                <w:color w:val="404040" w:themeColor="text1" w:themeTint="BF"/>
-                                <w:sz w:val="24"/>
-                                <w:szCs w:val="24"/>
-                              </w:rPr>
-                              <w:t>s</w:t>
-                            </w:r>
-                            <w:r>
-                              <w:rPr>
-                                <w:i/>
-                                <w:iCs/>
-                                <w:color w:val="404040" w:themeColor="text1" w:themeTint="BF"/>
-                                <w:sz w:val="24"/>
-                                <w:szCs w:val="24"/>
-                              </w:rPr>
-                              <w:t xml:space="preserve"> d’action </w:t>
-                            </w:r>
-                            <w:r>
-                              <w:rPr>
-                                <w:i/>
-                                <w:iCs/>
-                                <w:color w:val="404040" w:themeColor="text1" w:themeTint="BF"/>
-                                <w:sz w:val="24"/>
-                                <w:szCs w:val="24"/>
-                              </w:rPr>
-                              <w:t>pourrai</w:t>
-                            </w:r>
-                            <w:r>
-                              <w:rPr>
-                                <w:i/>
-                                <w:iCs/>
-                                <w:color w:val="404040" w:themeColor="text1" w:themeTint="BF"/>
-                                <w:sz w:val="24"/>
-                                <w:szCs w:val="24"/>
-                              </w:rPr>
-                              <w:t>en</w:t>
-                            </w:r>
-                            <w:r>
-                              <w:rPr>
-                                <w:i/>
-                                <w:iCs/>
-                                <w:color w:val="404040" w:themeColor="text1" w:themeTint="BF"/>
-                                <w:sz w:val="24"/>
-                                <w:szCs w:val="24"/>
-                              </w:rPr>
-                              <w:t xml:space="preserve">t permettre d’atteindre un équilibre entre les deux valeurs en conflit ? </w:t>
+                          </w:p>
+                          <w:p>
+                            <w:pPr>
+                              <w:pBdr>
+                                <w:left w:val="single" w:sz="12" w:space="9" w:color="4472C4" w:themeColor="accent1"/>
+                              </w:pBdr>
+                              <w:spacing w:after="0"/>
+                              <w:rPr>
+                                <w:sz w:val="24"/>
+                                <w:szCs w:val="24"/>
+                              </w:rPr>
+                            </w:pPr>
+                            <w:r>
+                              <w:rPr>
+                                <w:sz w:val="24"/>
+                                <w:szCs w:val="24"/>
+                              </w:rPr>
+                              <w:t>Dans cette situation, Félix doit prioriser l'intégrité, la responsabilité professionnelle et l'autonomie. Sacrifier la sécurité informatique au nom de la simple conformité hiérarchique expose l'entreprise Horoquartz à de trop grands dangers. En tant que futur professionnel, le rôle de Félix est de garantir la viabilité et la fiabilité de son projet.</w:t>
+                            </w:r>
+                          </w:p>
+                          <w:p>
+                            <w:pPr>
+                              <w:pBdr>
+                                <w:left w:val="single" w:sz="12" w:space="9" w:color="4472C4" w:themeColor="accent1"/>
+                              </w:pBdr>
+                              <w:spacing w:after="0"/>
+                              <w:rPr>
+                                <w:sz w:val="24"/>
+                                <w:szCs w:val="24"/>
+                              </w:rPr>
+                            </w:pPr>
+                          </w:p>
+                          <w:p>
+                            <w:pPr>
+                              <w:pBdr>
+                                <w:left w:val="single" w:sz="12" w:space="9" w:color="4472C4" w:themeColor="accent1"/>
+                              </w:pBdr>
+                              <w:spacing w:after="0"/>
+                              <w:rPr>
+                                <w:sz w:val="24"/>
+                                <w:szCs w:val="24"/>
+                              </w:rPr>
+                            </w:pPr>
+                            <w:r>
+                              <w:rPr>
+                                <w:sz w:val="24"/>
+                                <w:szCs w:val="24"/>
+                              </w:rPr>
+                              <w:t>Cependant, pour atteindre un équilibre entre le respect de son manager et l'exigence de sécurité, le moyen d'action privilégié est la transparence et la communication. Félix ne doit pas porter seul le poids de cette décision ni choisir un camp de manière unilatérale. Son statut d'alternant ne lui permet pas de trancher un conflit stratégique. Le meilleur moyen d'action est de faire remonter l'incohérence à ses deux interlocuteurs pour forcer un dialogue managérial.</w:t>
                             </w:r>
                           </w:p>
                           <w:p>
@@ -5540,6 +5431,117 @@
                                 <w:i/>
                                 <w:iCs/>
                                 <w:color w:val="2F5496" w:themeColor="accent1" w:themeShade="BF"/>
+                                <w:sz w:val="24"/>
+                                <w:szCs w:val="24"/>
+                              </w:rPr>
+                            </w:pPr>
+                            <w:r>
+                              <w:rPr>
+                                <w:b/>
+                                <w:bCs/>
+                                <w:i/>
+                                <w:iCs/>
+                                <w:color w:val="2F5496" w:themeColor="accent1" w:themeShade="BF"/>
+                                <w:sz w:val="24"/>
+                                <w:szCs w:val="24"/>
+                              </w:rPr>
+                              <w:t>- Quelles seraient les issues possibles à ce dilemme ?</w:t>
+                            </w:r>
+                          </w:p>
+                          <w:p>
+                            <w:pPr>
+                              <w:pBdr>
+                                <w:left w:val="single" w:sz="12" w:space="9" w:color="4472C4" w:themeColor="accent1"/>
+                              </w:pBdr>
+                              <w:spacing w:after="0"/>
+                              <w:rPr>
+                                <w:i/>
+                                <w:iCs/>
+                                <w:color w:val="404040" w:themeColor="text1" w:themeTint="BF"/>
+                                <w:sz w:val="24"/>
+                                <w:szCs w:val="24"/>
+                              </w:rPr>
+                            </w:pPr>
+                            <w:r>
+                              <w:rPr>
+                                <w:i/>
+                                <w:iCs/>
+                                <w:color w:val="404040" w:themeColor="text1" w:themeTint="BF"/>
+                                <w:sz w:val="24"/>
+                                <w:szCs w:val="24"/>
+                              </w:rPr>
+                              <w:t>Quels sont les arguments qui</w:t>
+                            </w:r>
+                            <w:r>
+                              <w:rPr>
+                                <w:i/>
+                                <w:iCs/>
+                                <w:color w:val="404040" w:themeColor="text1" w:themeTint="BF"/>
+                                <w:sz w:val="24"/>
+                                <w:szCs w:val="24"/>
+                              </w:rPr>
+                              <w:t xml:space="preserve"> </w:t>
+                            </w:r>
+                            <w:r>
+                              <w:rPr>
+                                <w:i/>
+                                <w:iCs/>
+                                <w:color w:val="404040" w:themeColor="text1" w:themeTint="BF"/>
+                                <w:sz w:val="24"/>
+                                <w:szCs w:val="24"/>
+                              </w:rPr>
+                              <w:t>justifient telle ou telle décision auprès des autres ?</w:t>
+                            </w:r>
+                          </w:p>
+                          <w:p>
+                            <w:pPr>
+                              <w:pBdr>
+                                <w:left w:val="single" w:sz="12" w:space="9" w:color="4472C4" w:themeColor="accent1"/>
+                              </w:pBdr>
+                              <w:spacing w:after="0"/>
+                              <w:rPr>
+                                <w:i/>
+                                <w:iCs/>
+                                <w:color w:val="404040" w:themeColor="text1" w:themeTint="BF"/>
+                                <w:sz w:val="24"/>
+                                <w:szCs w:val="24"/>
+                              </w:rPr>
+                            </w:pPr>
+                            <w:r>
+                              <w:rPr>
+                                <w:i/>
+                                <w:iCs/>
+                                <w:color w:val="404040" w:themeColor="text1" w:themeTint="BF"/>
+                                <w:sz w:val="24"/>
+                                <w:szCs w:val="24"/>
+                              </w:rPr>
+                              <w:t xml:space="preserve">Est-ce qu’une décision pourrait faire consensus (dans l’intérêt de tous </w:t>
+                            </w:r>
+                            <w:proofErr w:type="gramStart"/>
+                            <w:r>
+                              <w:rPr>
+                                <w:i/>
+                                <w:iCs/>
+                                <w:color w:val="404040" w:themeColor="text1" w:themeTint="BF"/>
+                                <w:sz w:val="24"/>
+                                <w:szCs w:val="24"/>
+                              </w:rPr>
+                              <w:t>? )</w:t>
+                            </w:r>
+                            <w:proofErr w:type="gramEnd"/>
+                          </w:p>
+                          <w:p>
+                            <w:pPr>
+                              <w:pBdr>
+                                <w:left w:val="single" w:sz="12" w:space="9" w:color="4472C4" w:themeColor="accent1"/>
+                              </w:pBdr>
+                              <w:spacing w:after="0"/>
+                              <w:rPr>
+                                <w:b/>
+                                <w:bCs/>
+                                <w:i/>
+                                <w:iCs/>
+                                <w:color w:val="2F5496" w:themeColor="accent1" w:themeShade="BF"/>
                                 <w:sz w:val="36"/>
                                 <w:szCs w:val="36"/>
                               </w:rPr>
@@ -5552,319 +5554,107 @@
                               </w:pBdr>
                               <w:spacing w:after="0"/>
                               <w:rPr>
-                                <w:b/>
-                                <w:bCs/>
-                                <w:i/>
-                                <w:iCs/>
-                                <w:color w:val="2F5496" w:themeColor="accent1" w:themeShade="BF"/>
-                                <w:sz w:val="36"/>
-                                <w:szCs w:val="36"/>
-                              </w:rPr>
-                            </w:pPr>
-                          </w:p>
-                          <w:p>
-                            <w:pPr>
-                              <w:pBdr>
-                                <w:left w:val="single" w:sz="12" w:space="9" w:color="4472C4" w:themeColor="accent1"/>
-                              </w:pBdr>
-                              <w:spacing w:after="0"/>
-                              <w:rPr>
-                                <w:b/>
-                                <w:bCs/>
-                                <w:i/>
-                                <w:iCs/>
-                                <w:color w:val="2F5496" w:themeColor="accent1" w:themeShade="BF"/>
-                                <w:sz w:val="36"/>
-                                <w:szCs w:val="36"/>
-                              </w:rPr>
-                            </w:pPr>
-                          </w:p>
-                          <w:p>
-                            <w:pPr>
-                              <w:pBdr>
-                                <w:left w:val="single" w:sz="12" w:space="9" w:color="4472C4" w:themeColor="accent1"/>
-                              </w:pBdr>
-                              <w:spacing w:after="0"/>
-                              <w:rPr>
-                                <w:b/>
-                                <w:bCs/>
-                                <w:i/>
-                                <w:iCs/>
-                                <w:color w:val="2F5496" w:themeColor="accent1" w:themeShade="BF"/>
-                                <w:sz w:val="36"/>
-                                <w:szCs w:val="36"/>
-                              </w:rPr>
-                            </w:pPr>
-                          </w:p>
-                          <w:p>
-                            <w:pPr>
-                              <w:pBdr>
-                                <w:left w:val="single" w:sz="12" w:space="9" w:color="4472C4" w:themeColor="accent1"/>
-                              </w:pBdr>
-                              <w:spacing w:after="0"/>
-                              <w:rPr>
-                                <w:b/>
-                                <w:bCs/>
-                                <w:i/>
-                                <w:iCs/>
-                                <w:color w:val="2F5496" w:themeColor="accent1" w:themeShade="BF"/>
-                                <w:sz w:val="36"/>
-                                <w:szCs w:val="36"/>
-                              </w:rPr>
-                            </w:pPr>
-                          </w:p>
-                          <w:p>
-                            <w:pPr>
-                              <w:pBdr>
-                                <w:left w:val="single" w:sz="12" w:space="9" w:color="4472C4" w:themeColor="accent1"/>
-                              </w:pBdr>
-                              <w:spacing w:after="0"/>
-                              <w:rPr>
-                                <w:b/>
-                                <w:bCs/>
-                                <w:i/>
-                                <w:iCs/>
-                                <w:color w:val="2F5496" w:themeColor="accent1" w:themeShade="BF"/>
-                                <w:sz w:val="36"/>
-                                <w:szCs w:val="36"/>
-                              </w:rPr>
-                            </w:pPr>
-                          </w:p>
-                          <w:p>
-                            <w:pPr>
-                              <w:pBdr>
-                                <w:left w:val="single" w:sz="12" w:space="9" w:color="4472C4" w:themeColor="accent1"/>
-                              </w:pBdr>
-                              <w:spacing w:after="0"/>
-                              <w:rPr>
-                                <w:b/>
-                                <w:bCs/>
-                                <w:i/>
-                                <w:iCs/>
-                                <w:color w:val="2F5496" w:themeColor="accent1" w:themeShade="BF"/>
-                                <w:sz w:val="36"/>
-                                <w:szCs w:val="36"/>
-                              </w:rPr>
-                            </w:pPr>
-                          </w:p>
-                          <w:p>
-                            <w:pPr>
-                              <w:pBdr>
-                                <w:left w:val="single" w:sz="12" w:space="9" w:color="4472C4" w:themeColor="accent1"/>
-                              </w:pBdr>
-                              <w:spacing w:after="0"/>
-                              <w:rPr>
-                                <w:b/>
-                                <w:bCs/>
-                                <w:i/>
-                                <w:iCs/>
-                                <w:color w:val="2F5496" w:themeColor="accent1" w:themeShade="BF"/>
-                                <w:sz w:val="36"/>
-                                <w:szCs w:val="36"/>
-                              </w:rPr>
-                            </w:pPr>
-                          </w:p>
-                          <w:p>
-                            <w:pPr>
-                              <w:pBdr>
-                                <w:left w:val="single" w:sz="12" w:space="9" w:color="4472C4" w:themeColor="accent1"/>
-                              </w:pBdr>
-                              <w:spacing w:after="0"/>
-                              <w:rPr>
-                                <w:b/>
-                                <w:bCs/>
-                                <w:i/>
-                                <w:iCs/>
-                                <w:color w:val="2F5496" w:themeColor="accent1" w:themeShade="BF"/>
-                                <w:sz w:val="36"/>
-                                <w:szCs w:val="36"/>
-                              </w:rPr>
-                            </w:pPr>
-                          </w:p>
-                          <w:p>
-                            <w:pPr>
-                              <w:pBdr>
-                                <w:left w:val="single" w:sz="12" w:space="9" w:color="4472C4" w:themeColor="accent1"/>
-                              </w:pBdr>
-                              <w:spacing w:after="0"/>
-                              <w:rPr>
-                                <w:b/>
-                                <w:bCs/>
-                                <w:i/>
-                                <w:iCs/>
-                                <w:color w:val="2F5496" w:themeColor="accent1" w:themeShade="BF"/>
-                                <w:sz w:val="36"/>
-                                <w:szCs w:val="36"/>
-                              </w:rPr>
-                            </w:pPr>
-                          </w:p>
-                          <w:p>
-                            <w:pPr>
-                              <w:pBdr>
-                                <w:left w:val="single" w:sz="12" w:space="9" w:color="4472C4" w:themeColor="accent1"/>
-                              </w:pBdr>
-                              <w:spacing w:after="0"/>
-                              <w:rPr>
-                                <w:b/>
-                                <w:bCs/>
-                                <w:i/>
-                                <w:iCs/>
-                                <w:color w:val="2F5496" w:themeColor="accent1" w:themeShade="BF"/>
-                                <w:sz w:val="24"/>
-                                <w:szCs w:val="24"/>
-                              </w:rPr>
-                            </w:pPr>
-                            <w:r>
-                              <w:rPr>
-                                <w:b/>
-                                <w:bCs/>
-                                <w:i/>
-                                <w:iCs/>
-                                <w:color w:val="2F5496" w:themeColor="accent1" w:themeShade="BF"/>
-                                <w:sz w:val="24"/>
-                                <w:szCs w:val="24"/>
-                              </w:rPr>
-                              <w:t>- Quelles seraient les issues possibles à ce dilemme ?</w:t>
-                            </w:r>
-                          </w:p>
-                          <w:p>
-                            <w:pPr>
-                              <w:pBdr>
-                                <w:left w:val="single" w:sz="12" w:space="9" w:color="4472C4" w:themeColor="accent1"/>
-                              </w:pBdr>
-                              <w:spacing w:after="0"/>
-                              <w:rPr>
-                                <w:i/>
-                                <w:iCs/>
-                                <w:color w:val="404040" w:themeColor="text1" w:themeTint="BF"/>
-                                <w:sz w:val="24"/>
-                                <w:szCs w:val="24"/>
-                              </w:rPr>
-                            </w:pPr>
-                            <w:r>
-                              <w:rPr>
-                                <w:i/>
-                                <w:iCs/>
-                                <w:color w:val="404040" w:themeColor="text1" w:themeTint="BF"/>
-                                <w:sz w:val="24"/>
-                                <w:szCs w:val="24"/>
-                              </w:rPr>
-                              <w:t>Quels sont les arguments qui</w:t>
-                            </w:r>
-                            <w:r>
-                              <w:rPr>
-                                <w:i/>
-                                <w:iCs/>
-                                <w:color w:val="404040" w:themeColor="text1" w:themeTint="BF"/>
-                                <w:sz w:val="24"/>
-                                <w:szCs w:val="24"/>
-                              </w:rPr>
-                              <w:t xml:space="preserve"> </w:t>
-                            </w:r>
-                            <w:r>
-                              <w:rPr>
-                                <w:i/>
-                                <w:iCs/>
-                                <w:color w:val="404040" w:themeColor="text1" w:themeTint="BF"/>
-                                <w:sz w:val="24"/>
-                                <w:szCs w:val="24"/>
-                              </w:rPr>
-                              <w:t>justifient telle ou</w:t>
-                            </w:r>
-                            <w:r>
-                              <w:rPr>
-                                <w:i/>
-                                <w:iCs/>
-                                <w:color w:val="404040" w:themeColor="text1" w:themeTint="BF"/>
-                                <w:sz w:val="24"/>
-                                <w:szCs w:val="24"/>
-                              </w:rPr>
-                              <w:t xml:space="preserve"> telle décision auprès des autres ?</w:t>
-                            </w:r>
-                          </w:p>
-                          <w:p>
-                            <w:pPr>
-                              <w:pBdr>
-                                <w:left w:val="single" w:sz="12" w:space="9" w:color="4472C4" w:themeColor="accent1"/>
-                              </w:pBdr>
-                              <w:spacing w:after="0"/>
-                              <w:rPr>
-                                <w:i/>
-                                <w:iCs/>
-                                <w:color w:val="404040" w:themeColor="text1" w:themeTint="BF"/>
-                                <w:sz w:val="24"/>
-                                <w:szCs w:val="24"/>
-                              </w:rPr>
-                            </w:pPr>
-                            <w:r>
-                              <w:rPr>
-                                <w:i/>
-                                <w:iCs/>
-                                <w:color w:val="404040" w:themeColor="text1" w:themeTint="BF"/>
-                                <w:sz w:val="24"/>
-                                <w:szCs w:val="24"/>
-                              </w:rPr>
-                              <w:t>Est-ce qu’une décision p</w:t>
-                            </w:r>
-                            <w:r>
-                              <w:rPr>
-                                <w:i/>
-                                <w:iCs/>
-                                <w:color w:val="404040" w:themeColor="text1" w:themeTint="BF"/>
-                                <w:sz w:val="24"/>
-                                <w:szCs w:val="24"/>
-                              </w:rPr>
-                              <w:t>ourrait faire consensus</w:t>
-                            </w:r>
-                            <w:r>
-                              <w:rPr>
-                                <w:i/>
-                                <w:iCs/>
-                                <w:color w:val="404040" w:themeColor="text1" w:themeTint="BF"/>
-                                <w:sz w:val="24"/>
-                                <w:szCs w:val="24"/>
-                              </w:rPr>
-                              <w:t xml:space="preserve"> (dans l’intérêt de tous </w:t>
-                            </w:r>
-                            <w:proofErr w:type="gramStart"/>
-                            <w:r>
-                              <w:rPr>
-                                <w:i/>
-                                <w:iCs/>
-                                <w:color w:val="404040" w:themeColor="text1" w:themeTint="BF"/>
-                                <w:sz w:val="24"/>
-                                <w:szCs w:val="24"/>
-                              </w:rPr>
-                              <w:t xml:space="preserve">? </w:t>
-                            </w:r>
-                            <w:r>
-                              <w:rPr>
-                                <w:i/>
-                                <w:iCs/>
-                                <w:color w:val="404040" w:themeColor="text1" w:themeTint="BF"/>
-                                <w:sz w:val="24"/>
-                                <w:szCs w:val="24"/>
-                              </w:rPr>
-                              <w:t>)</w:t>
-                            </w:r>
-                            <w:proofErr w:type="gramEnd"/>
-                          </w:p>
-                          <w:p>
-                            <w:pPr>
-                              <w:pBdr>
-                                <w:left w:val="single" w:sz="12" w:space="9" w:color="4472C4" w:themeColor="accent1"/>
-                              </w:pBdr>
-                              <w:spacing w:after="0"/>
-                              <w:rPr>
-                                <w:b/>
-                                <w:bCs/>
-                                <w:i/>
-                                <w:iCs/>
-                                <w:color w:val="2F5496" w:themeColor="accent1" w:themeShade="BF"/>
-                                <w:sz w:val="36"/>
-                                <w:szCs w:val="36"/>
-                              </w:rPr>
-                            </w:pPr>
+                                <w:sz w:val="24"/>
+                                <w:szCs w:val="24"/>
+                              </w:rPr>
+                            </w:pPr>
+                            <w:r>
+                              <w:rPr>
+                                <w:sz w:val="24"/>
+                                <w:szCs w:val="24"/>
+                              </w:rPr>
+                              <w:t>Dans ce cas l</w:t>
+                            </w:r>
+                            <w:r>
+                              <w:rPr>
+                                <w:sz w:val="24"/>
+                                <w:szCs w:val="24"/>
+                              </w:rPr>
+                              <w:t>a meilleure issue est que Félix sollicite conjointement M. ROMAN et le responsable du pôle cyber, étant donné que ces derniers se situent au même niveau hiérarchique.</w:t>
+                            </w:r>
+                          </w:p>
+                          <w:p>
+                            <w:pPr>
+                              <w:pBdr>
+                                <w:left w:val="single" w:sz="12" w:space="9" w:color="4472C4" w:themeColor="accent1"/>
+                              </w:pBdr>
+                              <w:spacing w:after="0"/>
+                              <w:rPr>
+                                <w:sz w:val="24"/>
+                                <w:szCs w:val="24"/>
+                              </w:rPr>
+                            </w:pPr>
+                          </w:p>
+                          <w:p>
+                            <w:pPr>
+                              <w:pBdr>
+                                <w:left w:val="single" w:sz="12" w:space="9" w:color="4472C4" w:themeColor="accent1"/>
+                              </w:pBdr>
+                              <w:spacing w:after="0"/>
+                              <w:rPr>
+                                <w:sz w:val="24"/>
+                                <w:szCs w:val="24"/>
+                              </w:rPr>
+                            </w:pPr>
+                            <w:r>
+                              <w:rPr>
+                                <w:sz w:val="24"/>
+                                <w:szCs w:val="24"/>
+                              </w:rPr>
+                              <w:t>Arguments justifiant cette décision : Félix peut argumenter de manière très professionnelle qu'il se trouve face à des directives contraires et qu'il a besoin d'un arbitrage commun pour planifier correctement son travail. Cette approche a l'avantage d'être neutre, de ne froisser personne, et de protéger Félix qui laisse ainsi une trace écrite de sa demande de clarification.</w:t>
+                            </w:r>
+                          </w:p>
+                          <w:p>
+                            <w:pPr>
+                              <w:pBdr>
+                                <w:left w:val="single" w:sz="12" w:space="9" w:color="4472C4" w:themeColor="accent1"/>
+                              </w:pBdr>
+                              <w:spacing w:after="0"/>
+                              <w:rPr>
+                                <w:sz w:val="24"/>
+                                <w:szCs w:val="24"/>
+                              </w:rPr>
+                            </w:pPr>
+                          </w:p>
+                          <w:p>
+                            <w:pPr>
+                              <w:pBdr>
+                                <w:left w:val="single" w:sz="12" w:space="9" w:color="4472C4" w:themeColor="accent1"/>
+                              </w:pBdr>
+                              <w:spacing w:after="0"/>
+                              <w:rPr>
+                                <w:sz w:val="24"/>
+                                <w:szCs w:val="24"/>
+                              </w:rPr>
+                            </w:pPr>
+                            <w:r>
+                              <w:rPr>
+                                <w:sz w:val="24"/>
+                                <w:szCs w:val="24"/>
+                              </w:rPr>
+                              <w:t>La recherche d'un consensus : Confrontés l'un à l'autre, les deux responsables seront obligés de trouver un terrain d'entente dans l'intérêt de l'entreprise. Une décision qui ferait consensus pourrait être d'adopter une approche hybride : intégrer de bonnes pratiques de sécurité "de base" dans le code en continu, mais planifier les véritables corrections et l'audit profond uniquement à la fin du cycle de développement</w:t>
+                            </w:r>
+                            <w:r>
+                              <w:rPr>
+                                <w:sz w:val="24"/>
+                                <w:szCs w:val="24"/>
+                              </w:rPr>
+                              <w:t xml:space="preserve"> afin de respecter les délais exigés par M. </w:t>
+                            </w:r>
+                            <w:r>
+                              <w:rPr>
+                                <w:sz w:val="24"/>
+                                <w:szCs w:val="24"/>
+                              </w:rPr>
+                              <w:t>ROMAN</w:t>
+                            </w:r>
+                            <w:r>
+                              <w:rPr>
+                                <w:sz w:val="24"/>
+                                <w:szCs w:val="24"/>
+                              </w:rPr>
+                              <w:t>.</w:t>
+                            </w:r>
                           </w:p>
                           <w:p>
                             <w:pPr>
@@ -6123,7 +5913,7 @@
           </mc:Choice>
           <mc:Fallback>
             <w:pict>
-              <v:shape w14:anchorId="6F20F8C2" id="_x0000_s1030" type="#_x0000_t202" style="position:absolute;margin-left:572.65pt;margin-top:47.65pt;width:464.4pt;height:663.3pt;z-index:251658241;visibility:visible;mso-wrap-style:square;mso-width-percent:0;mso-height-percent:0;mso-wrap-distance-left:9pt;mso-wrap-distance-top:9.35pt;mso-wrap-distance-right:9pt;mso-wrap-distance-bottom:9.35pt;mso-position-horizontal:absolute;mso-position-horizontal-relative:text;mso-position-vertical:absolute;mso-position-vertical-relative:text;mso-width-percent:0;mso-height-percent:0;mso-width-relative:margin;mso-height-relative:page;v-text-anchor:top" o:gfxdata="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" o:allowincell="f" filled="f" stroked="f">
+              <v:shape w14:anchorId="6F20F8C2" id="_x0000_s1030" type="#_x0000_t202" style="position:absolute;margin-left:572.7pt;margin-top:47.9pt;width:464.4pt;height:697pt;z-index:251658241;visibility:visible;mso-wrap-style:square;mso-width-percent:0;mso-height-percent:0;mso-wrap-distance-left:9pt;mso-wrap-distance-top:9.35pt;mso-wrap-distance-right:9pt;mso-wrap-distance-bottom:9.35pt;mso-position-horizontal:absolute;mso-position-horizontal-relative:text;mso-position-vertical:absolute;mso-position-vertical-relative:text;mso-width-percent:0;mso-height-percent:0;mso-width-relative:margin;mso-height-relative:page;v-text-anchor:top" o:gfxdata="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" o:allowincell="f" filled="f" stroked="f">
                 <v:textbox>
                   <w:txbxContent>
                     <w:p>
@@ -6285,6 +6075,31 @@
                         </w:pBdr>
                         <w:spacing w:after="0"/>
                         <w:rPr>
+                          <w:i/>
+                          <w:iCs/>
+                          <w:color w:val="404040" w:themeColor="text1" w:themeTint="BF"/>
+                          <w:sz w:val="24"/>
+                          <w:szCs w:val="24"/>
+                        </w:rPr>
+                      </w:pPr>
+                      <w:r>
+                        <w:rPr>
+                          <w:i/>
+                          <w:iCs/>
+                          <w:color w:val="404040" w:themeColor="text1" w:themeTint="BF"/>
+                          <w:sz w:val="24"/>
+                          <w:szCs w:val="24"/>
+                        </w:rPr>
+                        <w:t xml:space="preserve">Quels moyens d’action pourraient permettre d’atteindre un équilibre entre les deux valeurs en conflit ? </w:t>
+                      </w:r>
+                    </w:p>
+                    <w:p>
+                      <w:pPr>
+                        <w:pBdr>
+                          <w:left w:val="single" w:sz="12" w:space="9" w:color="4472C4" w:themeColor="accent1"/>
+                        </w:pBdr>
+                        <w:spacing w:after="0"/>
+                        <w:rPr>
                           <w:b/>
                           <w:bCs/>
                           <w:i/>
@@ -6294,85 +6109,55 @@
                           <w:szCs w:val="36"/>
                         </w:rPr>
                       </w:pPr>
-                      <w:r>
-                        <w:rPr>
-                          <w:i/>
-                          <w:iCs/>
-                          <w:color w:val="404040" w:themeColor="text1" w:themeTint="BF"/>
-                          <w:sz w:val="24"/>
-                          <w:szCs w:val="24"/>
-                        </w:rPr>
-                        <w:t>Quel</w:t>
-                      </w:r>
-                      <w:r>
-                        <w:rPr>
-                          <w:i/>
-                          <w:iCs/>
-                          <w:color w:val="404040" w:themeColor="text1" w:themeTint="BF"/>
-                          <w:sz w:val="24"/>
-                          <w:szCs w:val="24"/>
-                        </w:rPr>
-                        <w:t>s</w:t>
-                      </w:r>
-                      <w:r>
-                        <w:rPr>
-                          <w:i/>
-                          <w:iCs/>
-                          <w:color w:val="404040" w:themeColor="text1" w:themeTint="BF"/>
-                          <w:sz w:val="24"/>
-                          <w:szCs w:val="24"/>
-                        </w:rPr>
-                        <w:t xml:space="preserve"> moyen</w:t>
-                      </w:r>
-                      <w:r>
-                        <w:rPr>
-                          <w:i/>
-                          <w:iCs/>
-                          <w:color w:val="404040" w:themeColor="text1" w:themeTint="BF"/>
-                          <w:sz w:val="24"/>
-                          <w:szCs w:val="24"/>
-                        </w:rPr>
-                        <w:t>s</w:t>
-                      </w:r>
-                      <w:r>
-                        <w:rPr>
-                          <w:i/>
-                          <w:iCs/>
-                          <w:color w:val="404040" w:themeColor="text1" w:themeTint="BF"/>
-                          <w:sz w:val="24"/>
-                          <w:szCs w:val="24"/>
-                        </w:rPr>
-                        <w:t xml:space="preserve"> d’action </w:t>
-                      </w:r>
-                      <w:r>
-                        <w:rPr>
-                          <w:i/>
-                          <w:iCs/>
-                          <w:color w:val="404040" w:themeColor="text1" w:themeTint="BF"/>
-                          <w:sz w:val="24"/>
-                          <w:szCs w:val="24"/>
-                        </w:rPr>
-                        <w:t>pourrai</w:t>
-                      </w:r>
-                      <w:r>
-                        <w:rPr>
-                          <w:i/>
-                          <w:iCs/>
-                          <w:color w:val="404040" w:themeColor="text1" w:themeTint="BF"/>
-                          <w:sz w:val="24"/>
-                          <w:szCs w:val="24"/>
-                        </w:rPr>
-                        <w:t>en</w:t>
-                      </w:r>
-                      <w:r>
-                        <w:rPr>
-                          <w:i/>
-                          <w:iCs/>
-                          <w:color w:val="404040" w:themeColor="text1" w:themeTint="BF"/>
-                          <w:sz w:val="24"/>
-                          <w:szCs w:val="24"/>
-                        </w:rPr>
-                        <w:t xml:space="preserve">t permettre d’atteindre un équilibre entre les deux valeurs en conflit ? </w:t>
+                    </w:p>
+                    <w:p>
+                      <w:pPr>
+                        <w:pBdr>
+                          <w:left w:val="single" w:sz="12" w:space="9" w:color="4472C4" w:themeColor="accent1"/>
+                        </w:pBdr>
+                        <w:spacing w:after="0"/>
+                        <w:rPr>
+                          <w:sz w:val="24"/>
+                          <w:szCs w:val="24"/>
+                        </w:rPr>
+                      </w:pPr>
+                      <w:r>
+                        <w:rPr>
+                          <w:sz w:val="24"/>
+                          <w:szCs w:val="24"/>
+                        </w:rPr>
+                        <w:t>Dans cette situation, Félix doit prioriser l'intégrité, la responsabilité professionnelle et l'autonomie. Sacrifier la sécurité informatique au nom de la simple conformité hiérarchique expose l'entreprise Horoquartz à de trop grands dangers. En tant que futur professionnel, le rôle de Félix est de garantir la viabilité et la fiabilité de son projet.</w:t>
+                      </w:r>
+                    </w:p>
+                    <w:p>
+                      <w:pPr>
+                        <w:pBdr>
+                          <w:left w:val="single" w:sz="12" w:space="9" w:color="4472C4" w:themeColor="accent1"/>
+                        </w:pBdr>
+                        <w:spacing w:after="0"/>
+                        <w:rPr>
+                          <w:sz w:val="24"/>
+                          <w:szCs w:val="24"/>
+                        </w:rPr>
+                      </w:pPr>
+                    </w:p>
+                    <w:p>
+                      <w:pPr>
+                        <w:pBdr>
+                          <w:left w:val="single" w:sz="12" w:space="9" w:color="4472C4" w:themeColor="accent1"/>
+                        </w:pBdr>
+                        <w:spacing w:after="0"/>
+                        <w:rPr>
+                          <w:sz w:val="24"/>
+                          <w:szCs w:val="24"/>
+                        </w:rPr>
+                      </w:pPr>
+                      <w:r>
+                        <w:rPr>
+                          <w:sz w:val="24"/>
+                          <w:szCs w:val="24"/>
+                        </w:rPr>
+                        <w:t>Cependant, pour atteindre un équilibre entre le respect de son manager et l'exigence de sécurité, le moyen d'action privilégié est la transparence et la communication. Félix ne doit pas porter seul le poids de cette décision ni choisir un camp de manière unilatérale. Son statut d'alternant ne lui permet pas de trancher un conflit stratégique. Le meilleur moyen d'action est de faire remonter l'incohérence à ses deux interlocuteurs pour forcer un dialogue managérial.</w:t>
                       </w:r>
                     </w:p>
                     <w:p>
@@ -6404,6 +6189,117 @@
                           <w:i/>
                           <w:iCs/>
                           <w:color w:val="2F5496" w:themeColor="accent1" w:themeShade="BF"/>
+                          <w:sz w:val="24"/>
+                          <w:szCs w:val="24"/>
+                        </w:rPr>
+                      </w:pPr>
+                      <w:r>
+                        <w:rPr>
+                          <w:b/>
+                          <w:bCs/>
+                          <w:i/>
+                          <w:iCs/>
+                          <w:color w:val="2F5496" w:themeColor="accent1" w:themeShade="BF"/>
+                          <w:sz w:val="24"/>
+                          <w:szCs w:val="24"/>
+                        </w:rPr>
+                        <w:t>- Quelles seraient les issues possibles à ce dilemme ?</w:t>
+                      </w:r>
+                    </w:p>
+                    <w:p>
+                      <w:pPr>
+                        <w:pBdr>
+                          <w:left w:val="single" w:sz="12" w:space="9" w:color="4472C4" w:themeColor="accent1"/>
+                        </w:pBdr>
+                        <w:spacing w:after="0"/>
+                        <w:rPr>
+                          <w:i/>
+                          <w:iCs/>
+                          <w:color w:val="404040" w:themeColor="text1" w:themeTint="BF"/>
+                          <w:sz w:val="24"/>
+                          <w:szCs w:val="24"/>
+                        </w:rPr>
+                      </w:pPr>
+                      <w:r>
+                        <w:rPr>
+                          <w:i/>
+                          <w:iCs/>
+                          <w:color w:val="404040" w:themeColor="text1" w:themeTint="BF"/>
+                          <w:sz w:val="24"/>
+                          <w:szCs w:val="24"/>
+                        </w:rPr>
+                        <w:t>Quels sont les arguments qui</w:t>
+                      </w:r>
+                      <w:r>
+                        <w:rPr>
+                          <w:i/>
+                          <w:iCs/>
+                          <w:color w:val="404040" w:themeColor="text1" w:themeTint="BF"/>
+                          <w:sz w:val="24"/>
+                          <w:szCs w:val="24"/>
+                        </w:rPr>
+                        <w:t xml:space="preserve"> </w:t>
+                      </w:r>
+                      <w:r>
+                        <w:rPr>
+                          <w:i/>
+                          <w:iCs/>
+                          <w:color w:val="404040" w:themeColor="text1" w:themeTint="BF"/>
+                          <w:sz w:val="24"/>
+                          <w:szCs w:val="24"/>
+                        </w:rPr>
+                        <w:t>justifient telle ou telle décision auprès des autres ?</w:t>
+                      </w:r>
+                    </w:p>
+                    <w:p>
+                      <w:pPr>
+                        <w:pBdr>
+                          <w:left w:val="single" w:sz="12" w:space="9" w:color="4472C4" w:themeColor="accent1"/>
+                        </w:pBdr>
+                        <w:spacing w:after="0"/>
+                        <w:rPr>
+                          <w:i/>
+                          <w:iCs/>
+                          <w:color w:val="404040" w:themeColor="text1" w:themeTint="BF"/>
+                          <w:sz w:val="24"/>
+                          <w:szCs w:val="24"/>
+                        </w:rPr>
+                      </w:pPr>
+                      <w:r>
+                        <w:rPr>
+                          <w:i/>
+                          <w:iCs/>
+                          <w:color w:val="404040" w:themeColor="text1" w:themeTint="BF"/>
+                          <w:sz w:val="24"/>
+                          <w:szCs w:val="24"/>
+                        </w:rPr>
+                        <w:t xml:space="preserve">Est-ce qu’une décision pourrait faire consensus (dans l’intérêt de tous </w:t>
+                      </w:r>
+                      <w:proofErr w:type="gramStart"/>
+                      <w:r>
+                        <w:rPr>
+                          <w:i/>
+                          <w:iCs/>
+                          <w:color w:val="404040" w:themeColor="text1" w:themeTint="BF"/>
+                          <w:sz w:val="24"/>
+                          <w:szCs w:val="24"/>
+                        </w:rPr>
+                        <w:t>? )</w:t>
+                      </w:r>
+                      <w:proofErr w:type="gramEnd"/>
+                    </w:p>
+                    <w:p>
+                      <w:pPr>
+                        <w:pBdr>
+                          <w:left w:val="single" w:sz="12" w:space="9" w:color="4472C4" w:themeColor="accent1"/>
+                        </w:pBdr>
+                        <w:spacing w:after="0"/>
+                        <w:rPr>
+                          <w:b/>
+                          <w:bCs/>
+                          <w:i/>
+                          <w:iCs/>
+                          <w:color w:val="2F5496" w:themeColor="accent1" w:themeShade="BF"/>
                           <w:sz w:val="36"/>
                           <w:szCs w:val="36"/>
                         </w:rPr>
@@ -6416,319 +6312,107 @@
                         </w:pBdr>
                         <w:spacing w:after="0"/>
                         <w:rPr>
-                          <w:b/>
-                          <w:bCs/>
-                          <w:i/>
-                          <w:iCs/>
-                          <w:color w:val="2F5496" w:themeColor="accent1" w:themeShade="BF"/>
-                          <w:sz w:val="36"/>
-                          <w:szCs w:val="36"/>
-                        </w:rPr>
-                      </w:pPr>
-                    </w:p>
-                    <w:p>
-                      <w:pPr>
-                        <w:pBdr>
-                          <w:left w:val="single" w:sz="12" w:space="9" w:color="4472C4" w:themeColor="accent1"/>
-                        </w:pBdr>
-                        <w:spacing w:after="0"/>
-                        <w:rPr>
-                          <w:b/>
-                          <w:bCs/>
-                          <w:i/>
-                          <w:iCs/>
-                          <w:color w:val="2F5496" w:themeColor="accent1" w:themeShade="BF"/>
-                          <w:sz w:val="36"/>
-                          <w:szCs w:val="36"/>
-                        </w:rPr>
-                      </w:pPr>
-                    </w:p>
-                    <w:p>
-                      <w:pPr>
-                        <w:pBdr>
-                          <w:left w:val="single" w:sz="12" w:space="9" w:color="4472C4" w:themeColor="accent1"/>
-                        </w:pBdr>
-                        <w:spacing w:after="0"/>
-                        <w:rPr>
-                          <w:b/>
-                          <w:bCs/>
-                          <w:i/>
-                          <w:iCs/>
-                          <w:color w:val="2F5496" w:themeColor="accent1" w:themeShade="BF"/>
-                          <w:sz w:val="36"/>
-                          <w:szCs w:val="36"/>
-                        </w:rPr>
-                      </w:pPr>
-                    </w:p>
-                    <w:p>
-                      <w:pPr>
-                        <w:pBdr>
-                          <w:left w:val="single" w:sz="12" w:space="9" w:color="4472C4" w:themeColor="accent1"/>
-                        </w:pBdr>
-                        <w:spacing w:after="0"/>
-                        <w:rPr>
-                          <w:b/>
-                          <w:bCs/>
-                          <w:i/>
-                          <w:iCs/>
-                          <w:color w:val="2F5496" w:themeColor="accent1" w:themeShade="BF"/>
-                          <w:sz w:val="36"/>
-                          <w:szCs w:val="36"/>
-                        </w:rPr>
-                      </w:pPr>
-                    </w:p>
-                    <w:p>
-                      <w:pPr>
-                        <w:pBdr>
-                          <w:left w:val="single" w:sz="12" w:space="9" w:color="4472C4" w:themeColor="accent1"/>
-                        </w:pBdr>
-                        <w:spacing w:after="0"/>
-                        <w:rPr>
-                          <w:b/>
-                          <w:bCs/>
-                          <w:i/>
-                          <w:iCs/>
-                          <w:color w:val="2F5496" w:themeColor="accent1" w:themeShade="BF"/>
-                          <w:sz w:val="36"/>
-                          <w:szCs w:val="36"/>
-                        </w:rPr>
-                      </w:pPr>
-                    </w:p>
-                    <w:p>
-                      <w:pPr>
-                        <w:pBdr>
-                          <w:left w:val="single" w:sz="12" w:space="9" w:color="4472C4" w:themeColor="accent1"/>
-                        </w:pBdr>
-                        <w:spacing w:after="0"/>
-                        <w:rPr>
-                          <w:b/>
-                          <w:bCs/>
-                          <w:i/>
-                          <w:iCs/>
-                          <w:color w:val="2F5496" w:themeColor="accent1" w:themeShade="BF"/>
-                          <w:sz w:val="36"/>
-                          <w:szCs w:val="36"/>
-                        </w:rPr>
-                      </w:pPr>
-                    </w:p>
-                    <w:p>
-                      <w:pPr>
-                        <w:pBdr>
-                          <w:left w:val="single" w:sz="12" w:space="9" w:color="4472C4" w:themeColor="accent1"/>
-                        </w:pBdr>
-                        <w:spacing w:after="0"/>
-                        <w:rPr>
-                          <w:b/>
-                          <w:bCs/>
-                          <w:i/>
-                          <w:iCs/>
-                          <w:color w:val="2F5496" w:themeColor="accent1" w:themeShade="BF"/>
-                          <w:sz w:val="36"/>
-                          <w:szCs w:val="36"/>
-                        </w:rPr>
-                      </w:pPr>
-                    </w:p>
-                    <w:p>
-                      <w:pPr>
-                        <w:pBdr>
-                          <w:left w:val="single" w:sz="12" w:space="9" w:color="4472C4" w:themeColor="accent1"/>
-                        </w:pBdr>
-                        <w:spacing w:after="0"/>
-                        <w:rPr>
-                          <w:b/>
-                          <w:bCs/>
-                          <w:i/>
-                          <w:iCs/>
-                          <w:color w:val="2F5496" w:themeColor="accent1" w:themeShade="BF"/>
-                          <w:sz w:val="36"/>
-                          <w:szCs w:val="36"/>
-                        </w:rPr>
-                      </w:pPr>
-                    </w:p>
-                    <w:p>
-                      <w:pPr>
-                        <w:pBdr>
-                          <w:left w:val="single" w:sz="12" w:space="9" w:color="4472C4" w:themeColor="accent1"/>
-                        </w:pBdr>
-                        <w:spacing w:after="0"/>
-                        <w:rPr>
-                          <w:b/>
-                          <w:bCs/>
-                          <w:i/>
-                          <w:iCs/>
-                          <w:color w:val="2F5496" w:themeColor="accent1" w:themeShade="BF"/>
-                          <w:sz w:val="36"/>
-                          <w:szCs w:val="36"/>
-                        </w:rPr>
-                      </w:pPr>
-                    </w:p>
-                    <w:p>
-                      <w:pPr>
-                        <w:pBdr>
-                          <w:left w:val="single" w:sz="12" w:space="9" w:color="4472C4" w:themeColor="accent1"/>
-                        </w:pBdr>
-                        <w:spacing w:after="0"/>
-                        <w:rPr>
-                          <w:b/>
-                          <w:bCs/>
-                          <w:i/>
-                          <w:iCs/>
-                          <w:color w:val="2F5496" w:themeColor="accent1" w:themeShade="BF"/>
-                          <w:sz w:val="24"/>
-                          <w:szCs w:val="24"/>
-                        </w:rPr>
-                      </w:pPr>
-                      <w:r>
-                        <w:rPr>
-                          <w:b/>
-                          <w:bCs/>
-                          <w:i/>
-                          <w:iCs/>
-                          <w:color w:val="2F5496" w:themeColor="accent1" w:themeShade="BF"/>
-                          <w:sz w:val="24"/>
-                          <w:szCs w:val="24"/>
-                        </w:rPr>
-                        <w:t>- Quelles seraient les issues possibles à ce dilemme ?</w:t>
-                      </w:r>
-                    </w:p>
-                    <w:p>
-                      <w:pPr>
-                        <w:pBdr>
-                          <w:left w:val="single" w:sz="12" w:space="9" w:color="4472C4" w:themeColor="accent1"/>
-                        </w:pBdr>
-                        <w:spacing w:after="0"/>
-                        <w:rPr>
-                          <w:i/>
-                          <w:iCs/>
-                          <w:color w:val="404040" w:themeColor="text1" w:themeTint="BF"/>
-                          <w:sz w:val="24"/>
-                          <w:szCs w:val="24"/>
-                        </w:rPr>
-                      </w:pPr>
-                      <w:r>
-                        <w:rPr>
-                          <w:i/>
-                          <w:iCs/>
-                          <w:color w:val="404040" w:themeColor="text1" w:themeTint="BF"/>
-                          <w:sz w:val="24"/>
-                          <w:szCs w:val="24"/>
-                        </w:rPr>
-                        <w:t>Quels sont les arguments qui</w:t>
-                      </w:r>
-                      <w:r>
-                        <w:rPr>
-                          <w:i/>
-                          <w:iCs/>
-                          <w:color w:val="404040" w:themeColor="text1" w:themeTint="BF"/>
-                          <w:sz w:val="24"/>
-                          <w:szCs w:val="24"/>
-                        </w:rPr>
-                        <w:t xml:space="preserve"> </w:t>
-                      </w:r>
-                      <w:r>
-                        <w:rPr>
-                          <w:i/>
-                          <w:iCs/>
-                          <w:color w:val="404040" w:themeColor="text1" w:themeTint="BF"/>
-                          <w:sz w:val="24"/>
-                          <w:szCs w:val="24"/>
-                        </w:rPr>
-                        <w:t>justifient telle ou</w:t>
-                      </w:r>
-                      <w:r>
-                        <w:rPr>
-                          <w:i/>
-                          <w:iCs/>
-                          <w:color w:val="404040" w:themeColor="text1" w:themeTint="BF"/>
-                          <w:sz w:val="24"/>
-                          <w:szCs w:val="24"/>
-                        </w:rPr>
-                        <w:t xml:space="preserve"> telle décision auprès des autres ?</w:t>
-                      </w:r>
-                    </w:p>
-                    <w:p>
-                      <w:pPr>
-                        <w:pBdr>
-                          <w:left w:val="single" w:sz="12" w:space="9" w:color="4472C4" w:themeColor="accent1"/>
-                        </w:pBdr>
-                        <w:spacing w:after="0"/>
-                        <w:rPr>
-                          <w:i/>
-                          <w:iCs/>
-                          <w:color w:val="404040" w:themeColor="text1" w:themeTint="BF"/>
-                          <w:sz w:val="24"/>
-                          <w:szCs w:val="24"/>
-                        </w:rPr>
-                      </w:pPr>
-                      <w:r>
-                        <w:rPr>
-                          <w:i/>
-                          <w:iCs/>
-                          <w:color w:val="404040" w:themeColor="text1" w:themeTint="BF"/>
-                          <w:sz w:val="24"/>
-                          <w:szCs w:val="24"/>
-                        </w:rPr>
-                        <w:t>Est-ce qu’une décision p</w:t>
-                      </w:r>
-                      <w:r>
-                        <w:rPr>
-                          <w:i/>
-                          <w:iCs/>
-                          <w:color w:val="404040" w:themeColor="text1" w:themeTint="BF"/>
-                          <w:sz w:val="24"/>
-                          <w:szCs w:val="24"/>
-                        </w:rPr>
-                        <w:t>ourrait faire consensus</w:t>
-                      </w:r>
-                      <w:r>
-                        <w:rPr>
-                          <w:i/>
-                          <w:iCs/>
-                          <w:color w:val="404040" w:themeColor="text1" w:themeTint="BF"/>
-                          <w:sz w:val="24"/>
-                          <w:szCs w:val="24"/>
-                        </w:rPr>
-                        <w:t xml:space="preserve"> (dans l’intérêt de tous </w:t>
-                      </w:r>
-                      <w:proofErr w:type="gramStart"/>
-                      <w:r>
-                        <w:rPr>
-                          <w:i/>
-                          <w:iCs/>
-                          <w:color w:val="404040" w:themeColor="text1" w:themeTint="BF"/>
-                          <w:sz w:val="24"/>
-                          <w:szCs w:val="24"/>
-                        </w:rPr>
-                        <w:t xml:space="preserve">? </w:t>
-                      </w:r>
-                      <w:r>
-                        <w:rPr>
-                          <w:i/>
-                          <w:iCs/>
-                          <w:color w:val="404040" w:themeColor="text1" w:themeTint="BF"/>
-                          <w:sz w:val="24"/>
-                          <w:szCs w:val="24"/>
-                        </w:rPr>
-                        <w:t>)</w:t>
-                      </w:r>
-                      <w:proofErr w:type="gramEnd"/>
-                    </w:p>
-                    <w:p>
-                      <w:pPr>
-                        <w:pBdr>
-                          <w:left w:val="single" w:sz="12" w:space="9" w:color="4472C4" w:themeColor="accent1"/>
-                        </w:pBdr>
-                        <w:spacing w:after="0"/>
-                        <w:rPr>
-                          <w:b/>
-                          <w:bCs/>
-                          <w:i/>
-                          <w:iCs/>
-                          <w:color w:val="2F5496" w:themeColor="accent1" w:themeShade="BF"/>
-                          <w:sz w:val="36"/>
-                          <w:szCs w:val="36"/>
-                        </w:rPr>
-                      </w:pPr>
+                          <w:sz w:val="24"/>
+                          <w:szCs w:val="24"/>
+                        </w:rPr>
+                      </w:pPr>
+                      <w:r>
+                        <w:rPr>
+                          <w:sz w:val="24"/>
+                          <w:szCs w:val="24"/>
+                        </w:rPr>
+                        <w:t>Dans ce cas l</w:t>
+                      </w:r>
+                      <w:r>
+                        <w:rPr>
+                          <w:sz w:val="24"/>
+                          <w:szCs w:val="24"/>
+                        </w:rPr>
+                        <w:t>a meilleure issue est que Félix sollicite conjointement M. ROMAN et le responsable du pôle cyber, étant donné que ces derniers se situent au même niveau hiérarchique.</w:t>
+                      </w:r>
+                    </w:p>
+                    <w:p>
+                      <w:pPr>
+                        <w:pBdr>
+                          <w:left w:val="single" w:sz="12" w:space="9" w:color="4472C4" w:themeColor="accent1"/>
+                        </w:pBdr>
+                        <w:spacing w:after="0"/>
+                        <w:rPr>
+                          <w:sz w:val="24"/>
+                          <w:szCs w:val="24"/>
+                        </w:rPr>
+                      </w:pPr>
+                    </w:p>
+                    <w:p>
+                      <w:pPr>
+                        <w:pBdr>
+                          <w:left w:val="single" w:sz="12" w:space="9" w:color="4472C4" w:themeColor="accent1"/>
+                        </w:pBdr>
+                        <w:spacing w:after="0"/>
+                        <w:rPr>
+                          <w:sz w:val="24"/>
+                          <w:szCs w:val="24"/>
+                        </w:rPr>
+                      </w:pPr>
+                      <w:r>
+                        <w:rPr>
+                          <w:sz w:val="24"/>
+                          <w:szCs w:val="24"/>
+                        </w:rPr>
+                        <w:t>Arguments justifiant cette décision : Félix peut argumenter de manière très professionnelle qu'il se trouve face à des directives contraires et qu'il a besoin d'un arbitrage commun pour planifier correctement son travail. Cette approche a l'avantage d'être neutre, de ne froisser personne, et de protéger Félix qui laisse ainsi une trace écrite de sa demande de clarification.</w:t>
+                      </w:r>
+                    </w:p>
+                    <w:p>
+                      <w:pPr>
+                        <w:pBdr>
+                          <w:left w:val="single" w:sz="12" w:space="9" w:color="4472C4" w:themeColor="accent1"/>
+                        </w:pBdr>
+                        <w:spacing w:after="0"/>
+                        <w:rPr>
+                          <w:sz w:val="24"/>
+                          <w:szCs w:val="24"/>
+                        </w:rPr>
+                      </w:pPr>
+                    </w:p>
+                    <w:p>
+                      <w:pPr>
+                        <w:pBdr>
+                          <w:left w:val="single" w:sz="12" w:space="9" w:color="4472C4" w:themeColor="accent1"/>
+                        </w:pBdr>
+                        <w:spacing w:after="0"/>
+                        <w:rPr>
+                          <w:sz w:val="24"/>
+                          <w:szCs w:val="24"/>
+                        </w:rPr>
+                      </w:pPr>
+                      <w:r>
+                        <w:rPr>
+                          <w:sz w:val="24"/>
+                          <w:szCs w:val="24"/>
+                        </w:rPr>
+                        <w:t>La recherche d'un consensus : Confrontés l'un à l'autre, les deux responsables seront obligés de trouver un terrain d'entente dans l'intérêt de l'entreprise. Une décision qui ferait consensus pourrait être d'adopter une approche hybride : intégrer de bonnes pratiques de sécurité "de base" dans le code en continu, mais planifier les véritables corrections et l'audit profond uniquement à la fin du cycle de développement</w:t>
+                      </w:r>
+                      <w:r>
+                        <w:rPr>
+                          <w:sz w:val="24"/>
+                          <w:szCs w:val="24"/>
+                        </w:rPr>
+                        <w:t xml:space="preserve"> afin de respecter les délais exigés par M. </w:t>
+                      </w:r>
+                      <w:r>
+                        <w:rPr>
+                          <w:sz w:val="24"/>
+                          <w:szCs w:val="24"/>
+                        </w:rPr>
+                        <w:t>ROMAN</w:t>
+                      </w:r>
+                      <w:r>
+                        <w:rPr>
+                          <w:sz w:val="24"/>
+                          <w:szCs w:val="24"/>
+                        </w:rPr>
+                        <w:t>.</w:t>
+                      </w:r>
                     </w:p>
                     <w:p>
                       <w:pPr>
@@ -7481,223 +7165,300 @@
                               </w:pBdr>
                               <w:spacing w:after="0"/>
                               <w:rPr>
-                                <w:i/>
-                                <w:iCs/>
-                                <w:color w:val="2F5496" w:themeColor="accent1" w:themeShade="BF"/>
-                                <w:sz w:val="24"/>
-                                <w:szCs w:val="24"/>
-                              </w:rPr>
-                            </w:pPr>
-                          </w:p>
-                          <w:p>
-                            <w:pPr>
-                              <w:pBdr>
-                                <w:left w:val="single" w:sz="12" w:space="9" w:color="4472C4" w:themeColor="accent1"/>
-                              </w:pBdr>
-                              <w:spacing w:after="0"/>
-                              <w:rPr>
-                                <w:i/>
-                                <w:iCs/>
-                                <w:color w:val="2F5496" w:themeColor="accent1" w:themeShade="BF"/>
-                                <w:sz w:val="24"/>
-                                <w:szCs w:val="24"/>
-                              </w:rPr>
-                            </w:pPr>
-                          </w:p>
-                          <w:p>
-                            <w:pPr>
-                              <w:pBdr>
-                                <w:left w:val="single" w:sz="12" w:space="9" w:color="4472C4" w:themeColor="accent1"/>
-                              </w:pBdr>
-                              <w:spacing w:after="0"/>
-                              <w:rPr>
-                                <w:i/>
-                                <w:iCs/>
-                                <w:color w:val="2F5496" w:themeColor="accent1" w:themeShade="BF"/>
-                                <w:sz w:val="24"/>
-                                <w:szCs w:val="24"/>
-                              </w:rPr>
-                            </w:pPr>
-                          </w:p>
-                          <w:p>
-                            <w:pPr>
-                              <w:pBdr>
-                                <w:left w:val="single" w:sz="12" w:space="9" w:color="4472C4" w:themeColor="accent1"/>
-                              </w:pBdr>
-                              <w:spacing w:after="0"/>
-                              <w:rPr>
-                                <w:i/>
-                                <w:iCs/>
-                                <w:color w:val="2F5496" w:themeColor="accent1" w:themeShade="BF"/>
-                                <w:sz w:val="24"/>
-                                <w:szCs w:val="24"/>
-                              </w:rPr>
-                            </w:pPr>
-                          </w:p>
-                          <w:p>
-                            <w:pPr>
-                              <w:pBdr>
-                                <w:left w:val="single" w:sz="12" w:space="9" w:color="4472C4" w:themeColor="accent1"/>
-                              </w:pBdr>
-                              <w:spacing w:after="0"/>
-                              <w:rPr>
-                                <w:i/>
-                                <w:iCs/>
-                                <w:color w:val="2F5496" w:themeColor="accent1" w:themeShade="BF"/>
-                                <w:sz w:val="24"/>
-                                <w:szCs w:val="24"/>
-                              </w:rPr>
-                            </w:pPr>
-                          </w:p>
-                          <w:p>
-                            <w:pPr>
-                              <w:pBdr>
-                                <w:left w:val="single" w:sz="12" w:space="9" w:color="4472C4" w:themeColor="accent1"/>
-                              </w:pBdr>
-                              <w:spacing w:after="0"/>
-                              <w:rPr>
-                                <w:i/>
-                                <w:iCs/>
-                                <w:color w:val="2F5496" w:themeColor="accent1" w:themeShade="BF"/>
-                                <w:sz w:val="24"/>
-                                <w:szCs w:val="24"/>
-                              </w:rPr>
-                            </w:pPr>
-                          </w:p>
-                          <w:p>
-                            <w:pPr>
-                              <w:pBdr>
-                                <w:left w:val="single" w:sz="12" w:space="9" w:color="4472C4" w:themeColor="accent1"/>
-                              </w:pBdr>
-                              <w:spacing w:after="0"/>
-                              <w:rPr>
-                                <w:i/>
-                                <w:iCs/>
-                                <w:color w:val="2F5496" w:themeColor="accent1" w:themeShade="BF"/>
-                                <w:sz w:val="24"/>
-                                <w:szCs w:val="24"/>
-                              </w:rPr>
-                            </w:pPr>
-                          </w:p>
-                          <w:p>
-                            <w:pPr>
-                              <w:pBdr>
-                                <w:left w:val="single" w:sz="12" w:space="9" w:color="4472C4" w:themeColor="accent1"/>
-                              </w:pBdr>
-                              <w:spacing w:after="0"/>
-                              <w:rPr>
-                                <w:i/>
-                                <w:iCs/>
-                                <w:color w:val="2F5496" w:themeColor="accent1" w:themeShade="BF"/>
-                                <w:sz w:val="24"/>
-                                <w:szCs w:val="24"/>
-                              </w:rPr>
-                            </w:pPr>
-                          </w:p>
-                          <w:p>
-                            <w:pPr>
-                              <w:pBdr>
-                                <w:left w:val="single" w:sz="12" w:space="9" w:color="4472C4" w:themeColor="accent1"/>
-                              </w:pBdr>
-                              <w:spacing w:after="0"/>
-                              <w:rPr>
-                                <w:i/>
-                                <w:iCs/>
-                                <w:color w:val="2F5496" w:themeColor="accent1" w:themeShade="BF"/>
-                                <w:sz w:val="24"/>
-                                <w:szCs w:val="24"/>
-                              </w:rPr>
-                            </w:pPr>
-                          </w:p>
-                          <w:p>
-                            <w:pPr>
-                              <w:pBdr>
-                                <w:left w:val="single" w:sz="12" w:space="9" w:color="4472C4" w:themeColor="accent1"/>
-                              </w:pBdr>
-                              <w:spacing w:after="0"/>
-                              <w:rPr>
-                                <w:i/>
-                                <w:iCs/>
-                                <w:color w:val="2F5496" w:themeColor="accent1" w:themeShade="BF"/>
-                                <w:sz w:val="24"/>
-                                <w:szCs w:val="24"/>
-                              </w:rPr>
-                            </w:pPr>
-                          </w:p>
-                          <w:p>
-                            <w:pPr>
-                              <w:pBdr>
-                                <w:left w:val="single" w:sz="12" w:space="9" w:color="4472C4" w:themeColor="accent1"/>
-                              </w:pBdr>
-                              <w:spacing w:after="0"/>
-                              <w:rPr>
-                                <w:i/>
-                                <w:iCs/>
-                                <w:color w:val="2F5496" w:themeColor="accent1" w:themeShade="BF"/>
-                                <w:sz w:val="24"/>
-                                <w:szCs w:val="24"/>
-                              </w:rPr>
-                            </w:pPr>
-                          </w:p>
-                          <w:p>
-                            <w:pPr>
-                              <w:pBdr>
-                                <w:left w:val="single" w:sz="12" w:space="9" w:color="4472C4" w:themeColor="accent1"/>
-                              </w:pBdr>
-                              <w:spacing w:after="0"/>
-                              <w:rPr>
-                                <w:i/>
-                                <w:iCs/>
-                                <w:color w:val="2F5496" w:themeColor="accent1" w:themeShade="BF"/>
-                                <w:sz w:val="24"/>
-                                <w:szCs w:val="24"/>
-                              </w:rPr>
-                            </w:pPr>
-                          </w:p>
-                          <w:p>
-                            <w:pPr>
-                              <w:pBdr>
-                                <w:left w:val="single" w:sz="12" w:space="9" w:color="4472C4" w:themeColor="accent1"/>
-                              </w:pBdr>
-                              <w:spacing w:after="0"/>
-                              <w:rPr>
-                                <w:i/>
-                                <w:iCs/>
-                                <w:color w:val="2F5496" w:themeColor="accent1" w:themeShade="BF"/>
-                                <w:sz w:val="24"/>
-                                <w:szCs w:val="24"/>
-                              </w:rPr>
-                            </w:pPr>
-                          </w:p>
-                          <w:p>
-                            <w:pPr>
-                              <w:pBdr>
-                                <w:left w:val="single" w:sz="12" w:space="9" w:color="4472C4" w:themeColor="accent1"/>
-                              </w:pBdr>
-                              <w:spacing w:after="0"/>
-                              <w:rPr>
-                                <w:i/>
-                                <w:iCs/>
-                                <w:color w:val="2F5496" w:themeColor="accent1" w:themeShade="BF"/>
-                                <w:sz w:val="24"/>
-                                <w:szCs w:val="24"/>
-                              </w:rPr>
-                            </w:pPr>
-                          </w:p>
-                          <w:p>
-                            <w:pPr>
-                              <w:pBdr>
-                                <w:left w:val="single" w:sz="12" w:space="9" w:color="4472C4" w:themeColor="accent1"/>
-                              </w:pBdr>
-                              <w:spacing w:after="0"/>
-                              <w:rPr>
-                                <w:i/>
-                                <w:iCs/>
-                                <w:color w:val="2F5496" w:themeColor="accent1" w:themeShade="BF"/>
-                                <w:sz w:val="24"/>
-                                <w:szCs w:val="24"/>
-                              </w:rPr>
-                            </w:pPr>
+                                <w:sz w:val="24"/>
+                                <w:szCs w:val="24"/>
+                              </w:rPr>
+                            </w:pPr>
+                            <w:r>
+                              <w:rPr>
+                                <w:sz w:val="24"/>
+                                <w:szCs w:val="24"/>
+                              </w:rPr>
+                              <w:t>Dans le cas où</w:t>
+                            </w:r>
+                            <w:r>
+                              <w:rPr>
+                                <w:sz w:val="24"/>
+                                <w:szCs w:val="24"/>
+                              </w:rPr>
+                              <w:t xml:space="preserve"> Félix accepte la situation sans rien dire (et n'intègre pas la sécurité comme demandé par M. ROMAN)</w:t>
+                            </w:r>
+                            <w:r>
+                              <w:rPr>
+                                <w:sz w:val="24"/>
+                                <w:szCs w:val="24"/>
+                              </w:rPr>
+                              <w:t>, i</w:t>
+                            </w:r>
+                            <w:r>
+                              <w:rPr>
+                                <w:sz w:val="24"/>
+                                <w:szCs w:val="24"/>
+                              </w:rPr>
+                              <w:t>l fait preuve d'</w:t>
+                            </w:r>
+                            <w:r>
+                              <w:rPr>
+                                <w:sz w:val="24"/>
+                                <w:szCs w:val="24"/>
+                              </w:rPr>
+                              <w:t>o</w:t>
+                            </w:r>
+                            <w:r>
+                              <w:rPr>
+                                <w:sz w:val="24"/>
+                                <w:szCs w:val="24"/>
+                              </w:rPr>
+                              <w:t xml:space="preserve">béissance et de </w:t>
+                            </w:r>
+                            <w:r>
+                              <w:rPr>
+                                <w:sz w:val="24"/>
+                                <w:szCs w:val="24"/>
+                              </w:rPr>
+                              <w:t>l</w:t>
+                            </w:r>
+                            <w:r>
+                              <w:rPr>
+                                <w:sz w:val="24"/>
+                                <w:szCs w:val="24"/>
+                              </w:rPr>
+                              <w:t>oyauté envers son supérieur direct qui l'a recruté. Il privilégie l'</w:t>
+                            </w:r>
+                            <w:r>
+                              <w:rPr>
+                                <w:sz w:val="24"/>
+                                <w:szCs w:val="24"/>
+                              </w:rPr>
+                              <w:t>e</w:t>
+                            </w:r>
+                            <w:r>
+                              <w:rPr>
+                                <w:sz w:val="24"/>
+                                <w:szCs w:val="24"/>
+                              </w:rPr>
+                              <w:t>fficacité à court terme pour avancer rapidement sur le projet</w:t>
+                            </w:r>
+                            <w:r>
+                              <w:rPr>
+                                <w:sz w:val="24"/>
+                                <w:szCs w:val="24"/>
+                              </w:rPr>
+                              <w:t>. Ainsi s</w:t>
+                            </w:r>
+                            <w:r>
+                              <w:rPr>
+                                <w:sz w:val="24"/>
+                                <w:szCs w:val="24"/>
+                              </w:rPr>
+                              <w:t xml:space="preserve">on attitude s'inscrit dans la </w:t>
+                            </w:r>
+                            <w:r>
+                              <w:rPr>
+                                <w:sz w:val="24"/>
+                                <w:szCs w:val="24"/>
+                              </w:rPr>
+                              <w:t>c</w:t>
+                            </w:r>
+                            <w:r>
+                              <w:rPr>
+                                <w:sz w:val="24"/>
+                                <w:szCs w:val="24"/>
+                              </w:rPr>
+                              <w:t xml:space="preserve">onformité et la recherche de </w:t>
+                            </w:r>
+                            <w:r>
+                              <w:rPr>
+                                <w:sz w:val="24"/>
+                                <w:szCs w:val="24"/>
+                              </w:rPr>
+                              <w:t>s</w:t>
+                            </w:r>
+                            <w:r>
+                              <w:rPr>
+                                <w:sz w:val="24"/>
+                                <w:szCs w:val="24"/>
+                              </w:rPr>
+                              <w:t>écurité</w:t>
+                            </w:r>
+                            <w:r>
+                              <w:rPr>
+                                <w:sz w:val="24"/>
+                                <w:szCs w:val="24"/>
+                              </w:rPr>
+                              <w:t>.</w:t>
+                            </w:r>
+                          </w:p>
+                          <w:p>
+                            <w:pPr>
+                              <w:pBdr>
+                                <w:left w:val="single" w:sz="12" w:space="9" w:color="4472C4" w:themeColor="accent1"/>
+                              </w:pBdr>
+                              <w:spacing w:after="0"/>
+                              <w:rPr>
+                                <w:sz w:val="24"/>
+                                <w:szCs w:val="24"/>
+                              </w:rPr>
+                            </w:pPr>
+                          </w:p>
+                          <w:p>
+                            <w:pPr>
+                              <w:pBdr>
+                                <w:left w:val="single" w:sz="12" w:space="9" w:color="4472C4" w:themeColor="accent1"/>
+                              </w:pBdr>
+                              <w:spacing w:after="0"/>
+                              <w:rPr>
+                                <w:sz w:val="24"/>
+                                <w:szCs w:val="24"/>
+                              </w:rPr>
+                            </w:pPr>
+                            <w:r>
+                              <w:rPr>
+                                <w:sz w:val="24"/>
+                                <w:szCs w:val="24"/>
+                              </w:rPr>
+                              <w:t>Dans l’autre cas, s</w:t>
+                            </w:r>
+                            <w:r>
+                              <w:rPr>
+                                <w:sz w:val="24"/>
+                                <w:szCs w:val="24"/>
+                              </w:rPr>
+                              <w:t>i Félix n'accepte pas la situation (et décide de suivre les directives du responsable cyber)</w:t>
+                            </w:r>
+                            <w:r>
+                              <w:rPr>
+                                <w:sz w:val="24"/>
+                                <w:szCs w:val="24"/>
+                              </w:rPr>
+                              <w:t>, i</w:t>
+                            </w:r>
+                            <w:r>
+                              <w:rPr>
+                                <w:sz w:val="24"/>
+                                <w:szCs w:val="24"/>
+                              </w:rPr>
+                              <w:t xml:space="preserve">l agit avec </w:t>
+                            </w:r>
+                            <w:r>
+                              <w:rPr>
+                                <w:sz w:val="24"/>
+                                <w:szCs w:val="24"/>
+                              </w:rPr>
+                              <w:t>i</w:t>
+                            </w:r>
+                            <w:r>
+                              <w:rPr>
+                                <w:sz w:val="24"/>
+                                <w:szCs w:val="24"/>
+                              </w:rPr>
+                              <w:t xml:space="preserve">ntégrité et </w:t>
+                            </w:r>
+                            <w:r>
+                              <w:rPr>
+                                <w:sz w:val="24"/>
+                                <w:szCs w:val="24"/>
+                              </w:rPr>
+                              <w:t>h</w:t>
+                            </w:r>
+                            <w:r>
+                              <w:rPr>
+                                <w:sz w:val="24"/>
+                                <w:szCs w:val="24"/>
+                              </w:rPr>
+                              <w:t xml:space="preserve">onnêteté vis-à-vis des normes de son métier. Il fait preuve de </w:t>
+                            </w:r>
+                            <w:r>
+                              <w:rPr>
+                                <w:sz w:val="24"/>
+                                <w:szCs w:val="24"/>
+                              </w:rPr>
+                              <w:t>c</w:t>
+                            </w:r>
+                            <w:r>
+                              <w:rPr>
+                                <w:sz w:val="24"/>
+                                <w:szCs w:val="24"/>
+                              </w:rPr>
+                              <w:t xml:space="preserve">ourage pour s'opposer à son manager, tout en garantissant la </w:t>
+                            </w:r>
+                            <w:r>
+                              <w:rPr>
+                                <w:sz w:val="24"/>
+                                <w:szCs w:val="24"/>
+                              </w:rPr>
+                              <w:t>f</w:t>
+                            </w:r>
+                            <w:r>
+                              <w:rPr>
+                                <w:sz w:val="24"/>
+                                <w:szCs w:val="24"/>
+                              </w:rPr>
+                              <w:t xml:space="preserve">iabilité et la </w:t>
+                            </w:r>
+                            <w:r>
+                              <w:rPr>
+                                <w:sz w:val="24"/>
+                                <w:szCs w:val="24"/>
+                              </w:rPr>
+                              <w:t>q</w:t>
+                            </w:r>
+                            <w:r>
+                              <w:rPr>
+                                <w:sz w:val="24"/>
+                                <w:szCs w:val="24"/>
+                              </w:rPr>
+                              <w:t>ualité de son travail.</w:t>
+                            </w:r>
+                            <w:r>
+                              <w:rPr>
+                                <w:sz w:val="24"/>
+                                <w:szCs w:val="24"/>
+                              </w:rPr>
+                              <w:t xml:space="preserve"> Ainsi i</w:t>
+                            </w:r>
+                            <w:r>
+                              <w:rPr>
+                                <w:sz w:val="24"/>
+                                <w:szCs w:val="24"/>
+                              </w:rPr>
+                              <w:t xml:space="preserve">l fait appel à son </w:t>
+                            </w:r>
+                            <w:r>
+                              <w:rPr>
+                                <w:sz w:val="24"/>
+                                <w:szCs w:val="24"/>
+                              </w:rPr>
+                              <w:t>a</w:t>
+                            </w:r>
+                            <w:r>
+                              <w:rPr>
+                                <w:sz w:val="24"/>
+                                <w:szCs w:val="24"/>
+                              </w:rPr>
+                              <w:t>utonomie de jugement professionnel et à l'</w:t>
+                            </w:r>
+                            <w:r>
+                              <w:rPr>
+                                <w:sz w:val="24"/>
+                                <w:szCs w:val="24"/>
+                              </w:rPr>
+                              <w:t>u</w:t>
+                            </w:r>
+                            <w:r>
+                              <w:rPr>
+                                <w:sz w:val="24"/>
+                                <w:szCs w:val="24"/>
+                              </w:rPr>
+                              <w:t>niversalisme</w:t>
+                            </w:r>
+                            <w:r>
+                              <w:rPr>
+                                <w:sz w:val="24"/>
+                                <w:szCs w:val="24"/>
+                              </w:rPr>
+                              <w:t>.</w:t>
+                            </w:r>
                           </w:p>
                           <w:p>
                             <w:pPr>
@@ -7795,13 +7556,67 @@
                               </w:pBdr>
                               <w:spacing w:after="0"/>
                               <w:rPr>
-                                <w:i/>
-                                <w:iCs/>
-                                <w:color w:val="2F5496" w:themeColor="accent1" w:themeShade="BF"/>
-                                <w:sz w:val="24"/>
-                                <w:szCs w:val="24"/>
-                              </w:rPr>
-                            </w:pPr>
+                                <w:color w:val="2F5496" w:themeColor="accent1" w:themeShade="BF"/>
+                                <w:sz w:val="24"/>
+                                <w:szCs w:val="24"/>
+                              </w:rPr>
+                            </w:pPr>
+                            <w:r>
+                              <w:rPr>
+                                <w:sz w:val="24"/>
+                                <w:szCs w:val="24"/>
+                              </w:rPr>
+                              <w:t xml:space="preserve">Le conflit principal oppose </w:t>
+                            </w:r>
+                            <w:r>
+                              <w:rPr>
+                                <w:sz w:val="24"/>
+                                <w:szCs w:val="24"/>
+                              </w:rPr>
+                              <w:t>la c</w:t>
+                            </w:r>
+                            <w:r>
+                              <w:rPr>
+                                <w:sz w:val="24"/>
+                                <w:szCs w:val="24"/>
+                              </w:rPr>
+                              <w:t>onformité à l'</w:t>
+                            </w:r>
+                            <w:r>
+                              <w:rPr>
+                                <w:sz w:val="24"/>
+                                <w:szCs w:val="24"/>
+                              </w:rPr>
+                              <w:t>i</w:t>
+                            </w:r>
+                            <w:r>
+                              <w:rPr>
+                                <w:sz w:val="24"/>
+                                <w:szCs w:val="24"/>
+                              </w:rPr>
+                              <w:t xml:space="preserve">ntégrité / </w:t>
+                            </w:r>
+                            <w:r>
+                              <w:rPr>
+                                <w:sz w:val="24"/>
+                                <w:szCs w:val="24"/>
+                              </w:rPr>
+                              <w:t>l’a</w:t>
+                            </w:r>
+                            <w:r>
+                              <w:rPr>
+                                <w:sz w:val="24"/>
+                                <w:szCs w:val="24"/>
+                              </w:rPr>
+                              <w:t>utonomie</w:t>
+                            </w:r>
+                            <w:r>
+                              <w:rPr>
+                                <w:sz w:val="24"/>
+                                <w:szCs w:val="24"/>
+                              </w:rPr>
+                              <w:t>.</w:t>
+                            </w:r>
                           </w:p>
                           <w:p>
                             <w:pPr>
@@ -8119,223 +7934,300 @@
                         </w:pBdr>
                         <w:spacing w:after="0"/>
                         <w:rPr>
-                          <w:i/>
-                          <w:iCs/>
-                          <w:color w:val="2F5496" w:themeColor="accent1" w:themeShade="BF"/>
-                          <w:sz w:val="24"/>
-                          <w:szCs w:val="24"/>
-                        </w:rPr>
-                      </w:pPr>
-                    </w:p>
-                    <w:p>
-                      <w:pPr>
-                        <w:pBdr>
-                          <w:left w:val="single" w:sz="12" w:space="9" w:color="4472C4" w:themeColor="accent1"/>
-                        </w:pBdr>
-                        <w:spacing w:after="0"/>
-                        <w:rPr>
-                          <w:i/>
-                          <w:iCs/>
-                          <w:color w:val="2F5496" w:themeColor="accent1" w:themeShade="BF"/>
-                          <w:sz w:val="24"/>
-                          <w:szCs w:val="24"/>
-                        </w:rPr>
-                      </w:pPr>
-                    </w:p>
-                    <w:p>
-                      <w:pPr>
-                        <w:pBdr>
-                          <w:left w:val="single" w:sz="12" w:space="9" w:color="4472C4" w:themeColor="accent1"/>
-                        </w:pBdr>
-                        <w:spacing w:after="0"/>
-                        <w:rPr>
-                          <w:i/>
-                          <w:iCs/>
-                          <w:color w:val="2F5496" w:themeColor="accent1" w:themeShade="BF"/>
-                          <w:sz w:val="24"/>
-                          <w:szCs w:val="24"/>
-                        </w:rPr>
-                      </w:pPr>
-                    </w:p>
-                    <w:p>
-                      <w:pPr>
-                        <w:pBdr>
-                          <w:left w:val="single" w:sz="12" w:space="9" w:color="4472C4" w:themeColor="accent1"/>
-                        </w:pBdr>
-                        <w:spacing w:after="0"/>
-                        <w:rPr>
-                          <w:i/>
-                          <w:iCs/>
-                          <w:color w:val="2F5496" w:themeColor="accent1" w:themeShade="BF"/>
-                          <w:sz w:val="24"/>
-                          <w:szCs w:val="24"/>
-                        </w:rPr>
-                      </w:pPr>
-                    </w:p>
-                    <w:p>
-                      <w:pPr>
-                        <w:pBdr>
-                          <w:left w:val="single" w:sz="12" w:space="9" w:color="4472C4" w:themeColor="accent1"/>
-                        </w:pBdr>
-                        <w:spacing w:after="0"/>
-                        <w:rPr>
-                          <w:i/>
-                          <w:iCs/>
-                          <w:color w:val="2F5496" w:themeColor="accent1" w:themeShade="BF"/>
-                          <w:sz w:val="24"/>
-                          <w:szCs w:val="24"/>
-                        </w:rPr>
-                      </w:pPr>
-                    </w:p>
-                    <w:p>
-                      <w:pPr>
-                        <w:pBdr>
-                          <w:left w:val="single" w:sz="12" w:space="9" w:color="4472C4" w:themeColor="accent1"/>
-                        </w:pBdr>
-                        <w:spacing w:after="0"/>
-                        <w:rPr>
-                          <w:i/>
-                          <w:iCs/>
-                          <w:color w:val="2F5496" w:themeColor="accent1" w:themeShade="BF"/>
-                          <w:sz w:val="24"/>
-                          <w:szCs w:val="24"/>
-                        </w:rPr>
-                      </w:pPr>
-                    </w:p>
-                    <w:p>
-                      <w:pPr>
-                        <w:pBdr>
-                          <w:left w:val="single" w:sz="12" w:space="9" w:color="4472C4" w:themeColor="accent1"/>
-                        </w:pBdr>
-                        <w:spacing w:after="0"/>
-                        <w:rPr>
-                          <w:i/>
-                          <w:iCs/>
-                          <w:color w:val="2F5496" w:themeColor="accent1" w:themeShade="BF"/>
-                          <w:sz w:val="24"/>
-                          <w:szCs w:val="24"/>
-                        </w:rPr>
-                      </w:pPr>
-                    </w:p>
-                    <w:p>
-                      <w:pPr>
-                        <w:pBdr>
-                          <w:left w:val="single" w:sz="12" w:space="9" w:color="4472C4" w:themeColor="accent1"/>
-                        </w:pBdr>
-                        <w:spacing w:after="0"/>
-                        <w:rPr>
-                          <w:i/>
-                          <w:iCs/>
-                          <w:color w:val="2F5496" w:themeColor="accent1" w:themeShade="BF"/>
-                          <w:sz w:val="24"/>
-                          <w:szCs w:val="24"/>
-                        </w:rPr>
-                      </w:pPr>
-                    </w:p>
-                    <w:p>
-                      <w:pPr>
-                        <w:pBdr>
-                          <w:left w:val="single" w:sz="12" w:space="9" w:color="4472C4" w:themeColor="accent1"/>
-                        </w:pBdr>
-                        <w:spacing w:after="0"/>
-                        <w:rPr>
-                          <w:i/>
-                          <w:iCs/>
-                          <w:color w:val="2F5496" w:themeColor="accent1" w:themeShade="BF"/>
-                          <w:sz w:val="24"/>
-                          <w:szCs w:val="24"/>
-                        </w:rPr>
-                      </w:pPr>
-                    </w:p>
-                    <w:p>
-                      <w:pPr>
-                        <w:pBdr>
-                          <w:left w:val="single" w:sz="12" w:space="9" w:color="4472C4" w:themeColor="accent1"/>
-                        </w:pBdr>
-                        <w:spacing w:after="0"/>
-                        <w:rPr>
-                          <w:i/>
-                          <w:iCs/>
-                          <w:color w:val="2F5496" w:themeColor="accent1" w:themeShade="BF"/>
-                          <w:sz w:val="24"/>
-                          <w:szCs w:val="24"/>
-                        </w:rPr>
-                      </w:pPr>
-                    </w:p>
-                    <w:p>
-                      <w:pPr>
-                        <w:pBdr>
-                          <w:left w:val="single" w:sz="12" w:space="9" w:color="4472C4" w:themeColor="accent1"/>
-                        </w:pBdr>
-                        <w:spacing w:after="0"/>
-                        <w:rPr>
-                          <w:i/>
-                          <w:iCs/>
-                          <w:color w:val="2F5496" w:themeColor="accent1" w:themeShade="BF"/>
-                          <w:sz w:val="24"/>
-                          <w:szCs w:val="24"/>
-                        </w:rPr>
-                      </w:pPr>
-                    </w:p>
-                    <w:p>
-                      <w:pPr>
-                        <w:pBdr>
-                          <w:left w:val="single" w:sz="12" w:space="9" w:color="4472C4" w:themeColor="accent1"/>
-                        </w:pBdr>
-                        <w:spacing w:after="0"/>
-                        <w:rPr>
-                          <w:i/>
-                          <w:iCs/>
-                          <w:color w:val="2F5496" w:themeColor="accent1" w:themeShade="BF"/>
-                          <w:sz w:val="24"/>
-                          <w:szCs w:val="24"/>
-                        </w:rPr>
-                      </w:pPr>
-                    </w:p>
-                    <w:p>
-                      <w:pPr>
-                        <w:pBdr>
-                          <w:left w:val="single" w:sz="12" w:space="9" w:color="4472C4" w:themeColor="accent1"/>
-                        </w:pBdr>
-                        <w:spacing w:after="0"/>
-                        <w:rPr>
-                          <w:i/>
-                          <w:iCs/>
-                          <w:color w:val="2F5496" w:themeColor="accent1" w:themeShade="BF"/>
-                          <w:sz w:val="24"/>
-                          <w:szCs w:val="24"/>
-                        </w:rPr>
-                      </w:pPr>
-                    </w:p>
-                    <w:p>
-                      <w:pPr>
-                        <w:pBdr>
-                          <w:left w:val="single" w:sz="12" w:space="9" w:color="4472C4" w:themeColor="accent1"/>
-                        </w:pBdr>
-                        <w:spacing w:after="0"/>
-                        <w:rPr>
-                          <w:i/>
-                          <w:iCs/>
-                          <w:color w:val="2F5496" w:themeColor="accent1" w:themeShade="BF"/>
-                          <w:sz w:val="24"/>
-                          <w:szCs w:val="24"/>
-                        </w:rPr>
-                      </w:pPr>
-                    </w:p>
-                    <w:p>
-                      <w:pPr>
-                        <w:pBdr>
-                          <w:left w:val="single" w:sz="12" w:space="9" w:color="4472C4" w:themeColor="accent1"/>
-                        </w:pBdr>
-                        <w:spacing w:after="0"/>
-                        <w:rPr>
-                          <w:i/>
-                          <w:iCs/>
-                          <w:color w:val="2F5496" w:themeColor="accent1" w:themeShade="BF"/>
-                          <w:sz w:val="24"/>
-                          <w:szCs w:val="24"/>
-                        </w:rPr>
-                      </w:pPr>
+                          <w:sz w:val="24"/>
+                          <w:szCs w:val="24"/>
+                        </w:rPr>
+                      </w:pPr>
+                      <w:r>
+                        <w:rPr>
+                          <w:sz w:val="24"/>
+                          <w:szCs w:val="24"/>
+                        </w:rPr>
+                        <w:t>Dans le cas où</w:t>
+                      </w:r>
+                      <w:r>
+                        <w:rPr>
+                          <w:sz w:val="24"/>
+                          <w:szCs w:val="24"/>
+                        </w:rPr>
+                        <w:t xml:space="preserve"> Félix accepte la situation sans rien dire (et n'intègre pas la sécurité comme demandé par M. ROMAN)</w:t>
+                      </w:r>
+                      <w:r>
+                        <w:rPr>
+                          <w:sz w:val="24"/>
+                          <w:szCs w:val="24"/>
+                        </w:rPr>
+                        <w:t>, i</w:t>
+                      </w:r>
+                      <w:r>
+                        <w:rPr>
+                          <w:sz w:val="24"/>
+                          <w:szCs w:val="24"/>
+                        </w:rPr>
+                        <w:t>l fait preuve d'</w:t>
+                      </w:r>
+                      <w:r>
+                        <w:rPr>
+                          <w:sz w:val="24"/>
+                          <w:szCs w:val="24"/>
+                        </w:rPr>
+                        <w:t>o</w:t>
+                      </w:r>
+                      <w:r>
+                        <w:rPr>
+                          <w:sz w:val="24"/>
+                          <w:szCs w:val="24"/>
+                        </w:rPr>
+                        <w:t xml:space="preserve">béissance et de </w:t>
+                      </w:r>
+                      <w:r>
+                        <w:rPr>
+                          <w:sz w:val="24"/>
+                          <w:szCs w:val="24"/>
+                        </w:rPr>
+                        <w:t>l</w:t>
+                      </w:r>
+                      <w:r>
+                        <w:rPr>
+                          <w:sz w:val="24"/>
+                          <w:szCs w:val="24"/>
+                        </w:rPr>
+                        <w:t>oyauté envers son supérieur direct qui l'a recruté. Il privilégie l'</w:t>
+                      </w:r>
+                      <w:r>
+                        <w:rPr>
+                          <w:sz w:val="24"/>
+                          <w:szCs w:val="24"/>
+                        </w:rPr>
+                        <w:t>e</w:t>
+                      </w:r>
+                      <w:r>
+                        <w:rPr>
+                          <w:sz w:val="24"/>
+                          <w:szCs w:val="24"/>
+                        </w:rPr>
+                        <w:t>fficacité à court terme pour avancer rapidement sur le projet</w:t>
+                      </w:r>
+                      <w:r>
+                        <w:rPr>
+                          <w:sz w:val="24"/>
+                          <w:szCs w:val="24"/>
+                        </w:rPr>
+                        <w:t>. Ainsi s</w:t>
+                      </w:r>
+                      <w:r>
+                        <w:rPr>
+                          <w:sz w:val="24"/>
+                          <w:szCs w:val="24"/>
+                        </w:rPr>
+                        <w:t xml:space="preserve">on attitude s'inscrit dans la </w:t>
+                      </w:r>
+                      <w:r>
+                        <w:rPr>
+                          <w:sz w:val="24"/>
+                          <w:szCs w:val="24"/>
+                        </w:rPr>
+                        <w:t>c</w:t>
+                      </w:r>
+                      <w:r>
+                        <w:rPr>
+                          <w:sz w:val="24"/>
+                          <w:szCs w:val="24"/>
+                        </w:rPr>
+                        <w:t xml:space="preserve">onformité et la recherche de </w:t>
+                      </w:r>
+                      <w:r>
+                        <w:rPr>
+                          <w:sz w:val="24"/>
+                          <w:szCs w:val="24"/>
+                        </w:rPr>
+                        <w:t>s</w:t>
+                      </w:r>
+                      <w:r>
+                        <w:rPr>
+                          <w:sz w:val="24"/>
+                          <w:szCs w:val="24"/>
+                        </w:rPr>
+                        <w:t>écurité</w:t>
+                      </w:r>
+                      <w:r>
+                        <w:rPr>
+                          <w:sz w:val="24"/>
+                          <w:szCs w:val="24"/>
+                        </w:rPr>
+                        <w:t>.</w:t>
+                      </w:r>
+                    </w:p>
+                    <w:p>
+                      <w:pPr>
+                        <w:pBdr>
+                          <w:left w:val="single" w:sz="12" w:space="9" w:color="4472C4" w:themeColor="accent1"/>
+                        </w:pBdr>
+                        <w:spacing w:after="0"/>
+                        <w:rPr>
+                          <w:sz w:val="24"/>
+                          <w:szCs w:val="24"/>
+                        </w:rPr>
+                      </w:pPr>
+                    </w:p>
+                    <w:p>
+                      <w:pPr>
+                        <w:pBdr>
+                          <w:left w:val="single" w:sz="12" w:space="9" w:color="4472C4" w:themeColor="accent1"/>
+                        </w:pBdr>
+                        <w:spacing w:after="0"/>
+                        <w:rPr>
+                          <w:sz w:val="24"/>
+                          <w:szCs w:val="24"/>
+                        </w:rPr>
+                      </w:pPr>
+                      <w:r>
+                        <w:rPr>
+                          <w:sz w:val="24"/>
+                          <w:szCs w:val="24"/>
+                        </w:rPr>
+                        <w:t>Dans l’autre cas, s</w:t>
+                      </w:r>
+                      <w:r>
+                        <w:rPr>
+                          <w:sz w:val="24"/>
+                          <w:szCs w:val="24"/>
+                        </w:rPr>
+                        <w:t>i Félix n'accepte pas la situation (et décide de suivre les directives du responsable cyber)</w:t>
+                      </w:r>
+                      <w:r>
+                        <w:rPr>
+                          <w:sz w:val="24"/>
+                          <w:szCs w:val="24"/>
+                        </w:rPr>
+                        <w:t>, i</w:t>
+                      </w:r>
+                      <w:r>
+                        <w:rPr>
+                          <w:sz w:val="24"/>
+                          <w:szCs w:val="24"/>
+                        </w:rPr>
+                        <w:t xml:space="preserve">l agit avec </w:t>
+                      </w:r>
+                      <w:r>
+                        <w:rPr>
+                          <w:sz w:val="24"/>
+                          <w:szCs w:val="24"/>
+                        </w:rPr>
+                        <w:t>i</w:t>
+                      </w:r>
+                      <w:r>
+                        <w:rPr>
+                          <w:sz w:val="24"/>
+                          <w:szCs w:val="24"/>
+                        </w:rPr>
+                        <w:t xml:space="preserve">ntégrité et </w:t>
+                      </w:r>
+                      <w:r>
+                        <w:rPr>
+                          <w:sz w:val="24"/>
+                          <w:szCs w:val="24"/>
+                        </w:rPr>
+                        <w:t>h</w:t>
+                      </w:r>
+                      <w:r>
+                        <w:rPr>
+                          <w:sz w:val="24"/>
+                          <w:szCs w:val="24"/>
+                        </w:rPr>
+                        <w:t xml:space="preserve">onnêteté vis-à-vis des normes de son métier. Il fait preuve de </w:t>
+                      </w:r>
+                      <w:r>
+                        <w:rPr>
+                          <w:sz w:val="24"/>
+                          <w:szCs w:val="24"/>
+                        </w:rPr>
+                        <w:t>c</w:t>
+                      </w:r>
+                      <w:r>
+                        <w:rPr>
+                          <w:sz w:val="24"/>
+                          <w:szCs w:val="24"/>
+                        </w:rPr>
+                        <w:t xml:space="preserve">ourage pour s'opposer à son manager, tout en garantissant la </w:t>
+                      </w:r>
+                      <w:r>
+                        <w:rPr>
+                          <w:sz w:val="24"/>
+                          <w:szCs w:val="24"/>
+                        </w:rPr>
+                        <w:t>f</w:t>
+                      </w:r>
+                      <w:r>
+                        <w:rPr>
+                          <w:sz w:val="24"/>
+                          <w:szCs w:val="24"/>
+                        </w:rPr>
+                        <w:t xml:space="preserve">iabilité et la </w:t>
+                      </w:r>
+                      <w:r>
+                        <w:rPr>
+                          <w:sz w:val="24"/>
+                          <w:szCs w:val="24"/>
+                        </w:rPr>
+                        <w:t>q</w:t>
+                      </w:r>
+                      <w:r>
+                        <w:rPr>
+                          <w:sz w:val="24"/>
+                          <w:szCs w:val="24"/>
+                        </w:rPr>
+                        <w:t>ualité de son travail.</w:t>
+                      </w:r>
+                      <w:r>
+                        <w:rPr>
+                          <w:sz w:val="24"/>
+                          <w:szCs w:val="24"/>
+                        </w:rPr>
+                        <w:t xml:space="preserve"> Ainsi i</w:t>
+                      </w:r>
+                      <w:r>
+                        <w:rPr>
+                          <w:sz w:val="24"/>
+                          <w:szCs w:val="24"/>
+                        </w:rPr>
+                        <w:t xml:space="preserve">l fait appel à son </w:t>
+                      </w:r>
+                      <w:r>
+                        <w:rPr>
+                          <w:sz w:val="24"/>
+                          <w:szCs w:val="24"/>
+                        </w:rPr>
+                        <w:t>a</w:t>
+                      </w:r>
+                      <w:r>
+                        <w:rPr>
+                          <w:sz w:val="24"/>
+                          <w:szCs w:val="24"/>
+                        </w:rPr>
+                        <w:t>utonomie de jugement professionnel et à l'</w:t>
+                      </w:r>
+                      <w:r>
+                        <w:rPr>
+                          <w:sz w:val="24"/>
+                          <w:szCs w:val="24"/>
+                        </w:rPr>
+                        <w:t>u</w:t>
+                      </w:r>
+                      <w:r>
+                        <w:rPr>
+                          <w:sz w:val="24"/>
+                          <w:szCs w:val="24"/>
+                        </w:rPr>
+                        <w:t>niversalisme</w:t>
+                      </w:r>
+                      <w:r>
+                        <w:rPr>
+                          <w:sz w:val="24"/>
+                          <w:szCs w:val="24"/>
+                        </w:rPr>
+                        <w:t>.</w:t>
+                      </w:r>
                     </w:p>
                     <w:p>
                       <w:pPr>
@@ -8433,13 +8325,67 @@
                         </w:pBdr>
                         <w:spacing w:after="0"/>
                         <w:rPr>
-                          <w:i/>
-                          <w:iCs/>
-                          <w:color w:val="2F5496" w:themeColor="accent1" w:themeShade="BF"/>
-                          <w:sz w:val="24"/>
-                          <w:szCs w:val="24"/>
-                        </w:rPr>
-                      </w:pPr>
+                          <w:color w:val="2F5496" w:themeColor="accent1" w:themeShade="BF"/>
+                          <w:sz w:val="24"/>
+                          <w:szCs w:val="24"/>
+                        </w:rPr>
+                      </w:pPr>
+                      <w:r>
+                        <w:rPr>
+                          <w:sz w:val="24"/>
+                          <w:szCs w:val="24"/>
+                        </w:rPr>
+                        <w:t xml:space="preserve">Le conflit principal oppose </w:t>
+                      </w:r>
+                      <w:r>
+                        <w:rPr>
+                          <w:sz w:val="24"/>
+                          <w:szCs w:val="24"/>
+                        </w:rPr>
+                        <w:t>la c</w:t>
+                      </w:r>
+                      <w:r>
+                        <w:rPr>
+                          <w:sz w:val="24"/>
+                          <w:szCs w:val="24"/>
+                        </w:rPr>
+                        <w:t>onformité à l'</w:t>
+                      </w:r>
+                      <w:r>
+                        <w:rPr>
+                          <w:sz w:val="24"/>
+                          <w:szCs w:val="24"/>
+                        </w:rPr>
+                        <w:t>i</w:t>
+                      </w:r>
+                      <w:r>
+                        <w:rPr>
+                          <w:sz w:val="24"/>
+                          <w:szCs w:val="24"/>
+                        </w:rPr>
+                        <w:t xml:space="preserve">ntégrité / </w:t>
+                      </w:r>
+                      <w:r>
+                        <w:rPr>
+                          <w:sz w:val="24"/>
+                          <w:szCs w:val="24"/>
+                        </w:rPr>
+                        <w:t>l’a</w:t>
+                      </w:r>
+                      <w:r>
+                        <w:rPr>
+                          <w:sz w:val="24"/>
+                          <w:szCs w:val="24"/>
+                        </w:rPr>
+                        <w:t>utonomie</w:t>
+                      </w:r>
+                      <w:r>
+                        <w:rPr>
+                          <w:sz w:val="24"/>
+                          <w:szCs w:val="24"/>
+                        </w:rPr>
+                        <w:t>.</w:t>
+                      </w:r>
                     </w:p>
                     <w:p>
                       <w:pPr>
@@ -9020,6 +8966,118 @@
       </w:rPr>
     </w:lvl>
   </w:abstractNum>
+  <w:abstractNum w:abstractNumId="3" w15:restartNumberingAfterBreak="0">
+    <w:nsid w:val="7A58620D"/>
+    <w:multiLevelType w:val="hybridMultilevel"/>
+    <w:tmpl w:val="C2BA025A"/>
+    <w:lvl w:ilvl="0" w:tplc="FB7A055A">
+      <w:numFmt w:val="bullet"/>
+      <w:lvlText w:val="-"/>
+      <w:lvlJc w:val="left"/>
+      <w:pPr>
+        <w:ind w:left="720" w:hanging="360"/>
+      </w:pPr>
+      <w:rPr>
+        <w:rFonts w:ascii="Calibri" w:eastAsiaTheme="minorHAnsi" w:hAnsi="Calibri" w:cs="Calibri" w:hint="default"/>
+      </w:rPr>
+    </w:lvl>
+    <w:lvl w:ilvl="1" w:tplc="040C0003" w:tentative="1">
+      <w:start w:val="1"/>
+      <w:numFmt w:val="bullet"/>
+      <w:lvlText w:val="o"/>
+      <w:lvlJc w:val="left"/>
+      <w:pPr>
+        <w:ind w:left="1440" w:hanging="360"/>
+      </w:pPr>
+      <w:rPr>
+        <w:rFonts w:ascii="Courier New" w:hAnsi="Courier New" w:cs="Courier New" w:hint="default"/>
+      </w:rPr>
+    </w:lvl>
+    <w:lvl w:ilvl="2" w:tplc="040C0005" w:tentative="1">
+      <w:start w:val="1"/>
+      <w:numFmt w:val="bullet"/>
+      <w:lvlText w:val=""/>
+      <w:lvlJc w:val="left"/>
+      <w:pPr>
+        <w:ind w:left="2160" w:hanging="360"/>
+      </w:pPr>
+      <w:rPr>
+        <w:rFonts w:ascii="Wingdings" w:hAnsi="Wingdings" w:hint="default"/>
+      </w:rPr>
+    </w:lvl>
+    <w:lvl w:ilvl="3" w:tplc="040C0001" w:tentative="1">
+      <w:start w:val="1"/>
+      <w:numFmt w:val="bullet"/>
+      <w:lvlText w:val=""/>
+      <w:lvlJc w:val="left"/>
+      <w:pPr>
+        <w:ind w:left="2880" w:hanging="360"/>
+      </w:pPr>
+      <w:rPr>
+        <w:rFonts w:ascii="Symbol" w:hAnsi="Symbol" w:hint="default"/>
+      </w:rPr>
+    </w:lvl>
+    <w:lvl w:ilvl="4" w:tplc="040C0003" w:tentative="1">
+      <w:start w:val="1"/>
+      <w:numFmt w:val="bullet"/>
+      <w:lvlText w:val="o"/>
+      <w:lvlJc w:val="left"/>
+      <w:pPr>
+        <w:ind w:left="3600" w:hanging="360"/>
+      </w:pPr>
+      <w:rPr>
+        <w:rFonts w:ascii="Courier New" w:hAnsi="Courier New" w:cs="Courier New" w:hint="default"/>
+      </w:rPr>
+    </w:lvl>
+    <w:lvl w:ilvl="5" w:tplc="040C0005" w:tentative="1">
+      <w:start w:val="1"/>
+      <w:numFmt w:val="bullet"/>
+      <w:lvlText w:val=""/>
+      <w:lvlJc w:val="left"/>
+      <w:pPr>
+        <w:ind w:left="4320" w:hanging="360"/>
+      </w:pPr>
+      <w:rPr>
+        <w:rFonts w:ascii="Wingdings" w:hAnsi="Wingdings" w:hint="default"/>
+      </w:rPr>
+    </w:lvl>
+    <w:lvl w:ilvl="6" w:tplc="040C0001" w:tentative="1">
+      <w:start w:val="1"/>
+      <w:numFmt w:val="bullet"/>
+      <w:lvlText w:val=""/>
+      <w:lvlJc w:val="left"/>
+      <w:pPr>
+        <w:ind w:left="5040" w:hanging="360"/>
+      </w:pPr>
+      <w:rPr>
+        <w:rFonts w:ascii="Symbol" w:hAnsi="Symbol" w:hint="default"/>
+      </w:rPr>
+    </w:lvl>
+    <w:lvl w:ilvl="7" w:tplc="040C0003" w:tentative="1">
+      <w:start w:val="1"/>
+      <w:numFmt w:val="bullet"/>
+      <w:lvlText w:val="o"/>
+      <w:lvlJc w:val="left"/>
+      <w:pPr>
+        <w:ind w:left="5760" w:hanging="360"/>
+      </w:pPr>
+      <w:rPr>
+        <w:rFonts w:ascii="Courier New" w:hAnsi="Courier New" w:cs="Courier New" w:hint="default"/>
+      </w:rPr>
+    </w:lvl>
+    <w:lvl w:ilvl="8" w:tplc="040C0005" w:tentative="1">
+      <w:start w:val="1"/>
+      <w:numFmt w:val="bullet"/>
+      <w:lvlText w:val=""/>
+      <w:lvlJc w:val="left"/>
+      <w:pPr>
+        <w:ind w:left="6480" w:hanging="360"/>
+      </w:pPr>
+      <w:rPr>
+        <w:rFonts w:ascii="Wingdings" w:hAnsi="Wingdings" w:hint="default"/>
+      </w:rPr>
+    </w:lvl>
+  </w:abstractNum>
   <w:num w:numId="1" w16cid:durableId="1604798445">
     <w:abstractNumId w:val="0"/>
   </w:num>
@@ -9028,6 +9086,9 @@
   </w:num>
   <w:num w:numId="3" w16cid:durableId="54595919">
     <w:abstractNumId w:val="2"/>
+  </w:num>
+  <w:num w:numId="4" w16cid:durableId="474488643">
+    <w:abstractNumId w:val="3"/>
   </w:num>
 </w:numbering>
 </file>
